--- a/projects/valuepickr-open-screen/docs/RNIT AI Solutions Ltd.docx
+++ b/projects/valuepickr-open-screen/docs/RNIT AI Solutions Ltd.docx
@@ -259,6 +259,590 @@
         <w:spacing w:after="120" w:before="280"/>
       </w:pPr>
       <w:r>
+        <w:t xml:space="preserve">Guidance &amp; Expectation Gap</w:t>
+      </w:r>
+    </w:p>
+    <w:p>
+      <w:pPr>
+        <w:spacing w:after="120"/>
+      </w:pPr>
+      <w:r>
+        <w:rPr>
+          <w:i/>
+          <w:iCs/>
+          <w:color w:val="666666"/>
+          <w:sz w:val="18"/>
+          <w:szCs w:val="18"/>
+        </w:rPr>
+        <w:t xml:space="preserve">Management guidance decoded into commitments, graded on the expectation → action → operational → commercial → financial ladder, then compared to what the current price appears to assume. Method: playbook/guidance-and-expectation-gap.md.</w:t>
+      </w:r>
+    </w:p>
+    <w:p>
+      <w:pPr>
+        <w:spacing w:after="120"/>
+      </w:pPr>
+      <w:r>
+        <w:rPr>
+          <w:b/>
+          <w:bCs/>
+          <w:sz w:val="20"/>
+          <w:szCs w:val="20"/>
+        </w:rPr>
+        <w:t xml:space="preserve">Market expectation vs. our path:</w:t>
+      </w:r>
+    </w:p>
+    <w:tbl>
+      <w:tblPr>
+        <w:tblW w:type="dxa" w:w="9000"/>
+        <w:tblBorders>
+          <w:top w:val="single" w:color="auto" w:sz="4"/>
+          <w:left w:val="single" w:color="auto" w:sz="4"/>
+          <w:bottom w:val="single" w:color="auto" w:sz="4"/>
+          <w:right w:val="single" w:color="auto" w:sz="4"/>
+          <w:insideH w:val="single" w:color="auto" w:sz="4"/>
+          <w:insideV w:val="single" w:color="auto" w:sz="4"/>
+        </w:tblBorders>
+      </w:tblPr>
+      <w:tblGrid>
+        <w:gridCol w:w="3200"/>
+        <w:gridCol w:w="5800"/>
+      </w:tblGrid>
+      <w:tr>
+        <w:tc>
+          <w:tcPr>
+            <w:tcW w:type="dxa" w:w="3200"/>
+            <w:shd w:fill="F2F2F2" w:val="clear"/>
+          </w:tcPr>
+          <w:p>
+            <w:r>
+              <w:rPr>
+                <w:b/>
+                <w:bCs/>
+              </w:rPr>
+              <w:t xml:space="preserve">As of</w:t>
+            </w:r>
+          </w:p>
+        </w:tc>
+        <w:tc>
+          <w:tcPr>
+            <w:tcW w:type="dxa" w:w="5800"/>
+          </w:tcPr>
+          <w:p>
+            <w:r>
+              <w:t xml:space="preserve">2026-09-09</w:t>
+            </w:r>
+          </w:p>
+        </w:tc>
+      </w:tr>
+      <w:tr>
+        <w:tc>
+          <w:tcPr>
+            <w:tcW w:type="dxa" w:w="3200"/>
+            <w:shd w:fill="F2F2F2" w:val="clear"/>
+          </w:tcPr>
+          <w:p>
+            <w:r>
+              <w:rPr>
+                <w:b/>
+                <w:bCs/>
+              </w:rPr>
+              <w:t xml:space="preserve">Price / multiple</w:t>
+            </w:r>
+          </w:p>
+        </w:tc>
+        <w:tc>
+          <w:tcPr>
+            <w:tcW w:type="dxa" w:w="5800"/>
+          </w:tcPr>
+          <w:p>
+            <w:r>
+              <w:t xml:space="preserve">Rs 99.6 · 67.8x P/E</w:t>
+            </w:r>
+          </w:p>
+        </w:tc>
+      </w:tr>
+      <w:tr>
+        <w:tc>
+          <w:tcPr>
+            <w:tcW w:type="dxa" w:w="3200"/>
+            <w:shd w:fill="F2F2F2" w:val="clear"/>
+          </w:tcPr>
+          <w:p>
+            <w:r>
+              <w:rPr>
+                <w:b/>
+                <w:bCs/>
+              </w:rPr>
+              <w:t xml:space="preserve">Right valuation lens</w:t>
+            </w:r>
+          </w:p>
+        </w:tc>
+        <w:tc>
+          <w:tcPr>
+            <w:tcW w:type="dxa" w:w="5800"/>
+          </w:tcPr>
+          <w:p>
+            <w:r>
+              <w:t xml:space="preserve">P/E</w:t>
+            </w:r>
+          </w:p>
+        </w:tc>
+      </w:tr>
+      <w:tr>
+        <w:tc>
+          <w:tcPr>
+            <w:tcW w:type="dxa" w:w="3200"/>
+            <w:shd w:fill="F2F2F2" w:val="clear"/>
+          </w:tcPr>
+          <w:p>
+            <w:r>
+              <w:rPr>
+                <w:b/>
+                <w:bCs/>
+              </w:rPr>
+              <w:t xml:space="preserve">Price implies</w:t>
+            </w:r>
+          </w:p>
+        </w:tc>
+        <w:tc>
+          <w:tcPr>
+            <w:tcW w:type="dxa" w:w="5800"/>
+          </w:tcPr>
+          <w:p>
+            <w:r>
+              <w:t xml:space="preserve">~68x trailing P/E; against a ~30x exit multiple for a niche government-SaaS name, roughly 50%+ EPS CAGR FY26-28 is needed for today's price to be fair -- the market is pricing sustained hypergrowth off a small (~Rs 52 Cr revenue) base</w:t>
+            </w:r>
+          </w:p>
+        </w:tc>
+      </w:tr>
+      <w:tr>
+        <w:tc>
+          <w:tcPr>
+            <w:tcW w:type="dxa" w:w="3200"/>
+            <w:shd w:fill="F2F2F2" w:val="clear"/>
+          </w:tcPr>
+          <w:p>
+            <w:r>
+              <w:rPr>
+                <w:b/>
+                <w:bCs/>
+              </w:rPr>
+              <w:t xml:space="preserve">Our FY27</w:t>
+            </w:r>
+          </w:p>
+        </w:tc>
+        <w:tc>
+          <w:tcPr>
+            <w:tcW w:type="dxa" w:w="5800"/>
+          </w:tcPr>
+          <w:p>
+            <w:r>
+              <w:t xml:space="preserve">revenue growth likely stays high off the low base as government FRS rollouts continue, but PAT visibility is low with no concall or guidance and near-total single-buyer (government) concentration</w:t>
+            </w:r>
+          </w:p>
+        </w:tc>
+      </w:tr>
+      <w:tr>
+        <w:tc>
+          <w:tcPr>
+            <w:tcW w:type="dxa" w:w="3200"/>
+            <w:shd w:fill="F2F2F2" w:val="clear"/>
+          </w:tcPr>
+          <w:p>
+            <w:r>
+              <w:rPr>
+                <w:b/>
+                <w:bCs/>
+              </w:rPr>
+              <w:t xml:space="preserve">Our FY28</w:t>
+            </w:r>
+          </w:p>
+        </w:tc>
+        <w:tc>
+          <w:tcPr>
+            <w:tcW w:type="dxa" w:w="5800"/>
+          </w:tcPr>
+          <w:p>
+            <w:r>
+              <w:t xml:space="preserve">unquantified; depends on government procurement pace, contract renewals and dilution from the recent equity raise</w:t>
+            </w:r>
+          </w:p>
+        </w:tc>
+      </w:tr>
+      <w:tr>
+        <w:tc>
+          <w:tcPr>
+            <w:tcW w:type="dxa" w:w="3200"/>
+            <w:shd w:fill="F2F2F2" w:val="clear"/>
+          </w:tcPr>
+          <w:p>
+            <w:r>
+              <w:rPr>
+                <w:b/>
+                <w:bCs/>
+              </w:rPr>
+              <w:t xml:space="preserve">Gap direction</w:t>
+            </w:r>
+          </w:p>
+        </w:tc>
+        <w:tc>
+          <w:tcPr>
+            <w:tcW w:type="dxa" w:w="5800"/>
+          </w:tcPr>
+          <w:p>
+            <w:r>
+              <w:t xml:space="preserve">priced-in</w:t>
+            </w:r>
+          </w:p>
+        </w:tc>
+      </w:tr>
+      <w:tr>
+        <w:tc>
+          <w:tcPr>
+            <w:tcW w:type="dxa" w:w="3200"/>
+            <w:shd w:fill="F2F2F2" w:val="clear"/>
+          </w:tcPr>
+          <w:p>
+            <w:r>
+              <w:rPr>
+                <w:b/>
+                <w:bCs/>
+              </w:rPr>
+              <w:t xml:space="preserve">Gap type</w:t>
+            </w:r>
+          </w:p>
+        </w:tc>
+        <w:tc>
+          <w:tcPr>
+            <w:tcW w:type="dxa" w:w="5800"/>
+          </w:tcPr>
+          <w:p>
+            <w:r>
+              <w:t xml:space="preserve">new_business</w:t>
+            </w:r>
+          </w:p>
+        </w:tc>
+      </w:tr>
+      <w:tr>
+        <w:tc>
+          <w:tcPr>
+            <w:tcW w:type="dxa" w:w="3200"/>
+            <w:shd w:fill="F2F2F2" w:val="clear"/>
+          </w:tcPr>
+          <w:p>
+            <w:r>
+              <w:rPr>
+                <w:b/>
+                <w:bCs/>
+              </w:rPr>
+              <w:t xml:space="preserve">Gap magnitude</w:t>
+            </w:r>
+          </w:p>
+        </w:tc>
+        <w:tc>
+          <w:tcPr>
+            <w:tcW w:type="dxa" w:w="5800"/>
+          </w:tcPr>
+          <w:p>
+            <w:r>
+              <w:t xml:space="preserve">not estimable</w:t>
+            </w:r>
+          </w:p>
+        </w:tc>
+      </w:tr>
+      <w:tr>
+        <w:tc>
+          <w:tcPr>
+            <w:tcW w:type="dxa" w:w="3200"/>
+            <w:shd w:fill="F2F2F2" w:val="clear"/>
+          </w:tcPr>
+          <w:p>
+            <w:r>
+              <w:rPr>
+                <w:b/>
+                <w:bCs/>
+              </w:rPr>
+              <w:t xml:space="preserve">Gap basis</w:t>
+            </w:r>
+          </w:p>
+        </w:tc>
+        <w:tc>
+          <w:tcPr>
+            <w:tcW w:type="dxa" w:w="5800"/>
+          </w:tcPr>
+          <w:p>
+            <w:r>
+              <w:t xml:space="preserve">P/E ~68x already embeds multi-year hypergrowth continuing; with no independent guidance and near-total government-customer concentration, our path cannot be shown to exceed the implied one</w:t>
+            </w:r>
+          </w:p>
+        </w:tc>
+      </w:tr>
+      <w:tr>
+        <w:tc>
+          <w:tcPr>
+            <w:tcW w:type="dxa" w:w="3200"/>
+            <w:shd w:fill="F2F2F2" w:val="clear"/>
+          </w:tcPr>
+          <w:p>
+            <w:r>
+              <w:rPr>
+                <w:b/>
+                <w:bCs/>
+              </w:rPr>
+              <w:t xml:space="preserve">Evidence quality</w:t>
+            </w:r>
+          </w:p>
+        </w:tc>
+        <w:tc>
+          <w:tcPr>
+            <w:tcW w:type="dxa" w:w="5800"/>
+          </w:tcPr>
+          <w:p>
+            <w:r>
+              <w:t xml:space="preserve">weak</w:t>
+            </w:r>
+          </w:p>
+        </w:tc>
+      </w:tr>
+    </w:tbl>
+    <w:p>
+      <w:pPr>
+        <w:spacing w:after="120"/>
+      </w:pPr>
+      <w:r>
+        <w:rPr>
+          <w:i/>
+          <w:iCs/>
+          <w:color w:val="666666"/>
+          <w:sz w:val="16"/>
+          <w:szCs w:val="16"/>
+        </w:rPr>
+        <w:t xml:space="preserve">no broker consensus; implied path is a reverse-P/E estimate + screener.in forward figures + VP thread view</w:t>
+      </w:r>
+    </w:p>
+    <w:p>
+      <w:pPr>
+        <w:pStyle w:val="Heading1"/>
+        <w:spacing w:after="120" w:before="280"/>
+      </w:pPr>
+      <w:r>
+        <w:t xml:space="preserve">Ishmohit-Lens Checks (value chain · earnings quality · growth trajectory · management · quality metrics · track record · global-signal check)</w:t>
+      </w:r>
+    </w:p>
+    <w:p>
+      <w:pPr>
+        <w:spacing w:after="120"/>
+      </w:pPr>
+      <w:r>
+        <w:rPr>
+          <w:i/>
+          <w:iCs/>
+          <w:color w:val="666666"/>
+          <w:sz w:val="18"/>
+          <w:szCs w:val="18"/>
+        </w:rPr>
+        <w:t xml:space="preserve">Extra checks drawn from @ishmohit1 / SOIC methodology (playbook/ishmohit-soic-style.md): where the company sits in its value chain and what the supply side is doing, whether a margin/PAT inflection is structural or a cyclical peak, the rate-of-change of growth vs. what the multiple demands, and management quality as a positive attribute.</w:t>
+      </w:r>
+    </w:p>
+    <w:p>
+      <w:pPr>
+        <w:spacing w:after="120"/>
+      </w:pPr>
+      <w:r>
+        <w:rPr>
+          <w:b/>
+          <w:bCs/>
+          <w:sz w:val="20"/>
+          <w:szCs w:val="20"/>
+        </w:rPr>
+        <w:t xml:space="preserve">Quality metrics (ROCE · debt · FCF · margin · capex):</w:t>
+      </w:r>
+    </w:p>
+    <w:tbl>
+      <w:tblPr>
+        <w:tblW w:type="dxa" w:w="9000"/>
+        <w:tblBorders>
+          <w:top w:val="single" w:color="auto" w:sz="4"/>
+          <w:left w:val="single" w:color="auto" w:sz="4"/>
+          <w:bottom w:val="single" w:color="auto" w:sz="4"/>
+          <w:right w:val="single" w:color="auto" w:sz="4"/>
+          <w:insideH w:val="single" w:color="auto" w:sz="4"/>
+          <w:insideV w:val="single" w:color="auto" w:sz="4"/>
+        </w:tblBorders>
+      </w:tblPr>
+      <w:tblGrid>
+        <w:gridCol w:w="3200"/>
+        <w:gridCol w:w="5800"/>
+      </w:tblGrid>
+      <w:tr>
+        <w:tc>
+          <w:tcPr>
+            <w:tcW w:type="dxa" w:w="3200"/>
+            <w:shd w:fill="F2F2F2" w:val="clear"/>
+          </w:tcPr>
+          <w:p>
+            <w:r>
+              <w:rPr>
+                <w:b/>
+                <w:bCs/>
+              </w:rPr>
+              <w:t xml:space="preserve">Assessment</w:t>
+            </w:r>
+          </w:p>
+        </w:tc>
+        <w:tc>
+          <w:tcPr>
+            <w:tcW w:type="dxa" w:w="5800"/>
+          </w:tcPr>
+          <w:p>
+            <w:r>
+              <w:t xml:space="preserve">concern</w:t>
+            </w:r>
+          </w:p>
+        </w:tc>
+      </w:tr>
+      <w:tr>
+        <w:tc>
+          <w:tcPr>
+            <w:tcW w:type="dxa" w:w="3200"/>
+            <w:shd w:fill="F2F2F2" w:val="clear"/>
+          </w:tcPr>
+          <w:p>
+            <w:r>
+              <w:rPr>
+                <w:b/>
+                <w:bCs/>
+              </w:rPr>
+              <w:t xml:space="preserve">ROCE</w:t>
+            </w:r>
+          </w:p>
+        </w:tc>
+        <w:tc>
+          <w:tcPr>
+            <w:tcW w:type="dxa" w:w="5800"/>
+          </w:tcPr>
+          <w:p>
+            <w:r>
+              <w:t xml:space="preserve">12.2% (unclear)</w:t>
+            </w:r>
+          </w:p>
+        </w:tc>
+      </w:tr>
+      <w:tr>
+        <w:tc>
+          <w:tcPr>
+            <w:tcW w:type="dxa" w:w="3200"/>
+            <w:shd w:fill="F2F2F2" w:val="clear"/>
+          </w:tcPr>
+          <w:p>
+            <w:r>
+              <w:rPr>
+                <w:b/>
+                <w:bCs/>
+              </w:rPr>
+              <w:t xml:space="preserve">Leverage</w:t>
+            </w:r>
+          </w:p>
+        </w:tc>
+        <w:tc>
+          <w:tcPr>
+            <w:tcW w:type="dxa" w:w="5800"/>
+          </w:tcPr>
+          <w:p>
+            <w:r>
+              <w:t xml:space="preserve">—</w:t>
+            </w:r>
+          </w:p>
+        </w:tc>
+      </w:tr>
+      <w:tr>
+        <w:tc>
+          <w:tcPr>
+            <w:tcW w:type="dxa" w:w="3200"/>
+            <w:shd w:fill="F2F2F2" w:val="clear"/>
+          </w:tcPr>
+          <w:p>
+            <w:r>
+              <w:rPr>
+                <w:b/>
+                <w:bCs/>
+              </w:rPr>
+              <w:t xml:space="preserve">FCF conversion</w:t>
+            </w:r>
+          </w:p>
+        </w:tc>
+        <w:tc>
+          <w:tcPr>
+            <w:tcW w:type="dxa" w:w="5800"/>
+          </w:tcPr>
+          <w:p>
+            <w:r>
+              <w:t xml:space="preserve">—</w:t>
+            </w:r>
+          </w:p>
+        </w:tc>
+      </w:tr>
+      <w:tr>
+        <w:tc>
+          <w:tcPr>
+            <w:tcW w:type="dxa" w:w="3200"/>
+            <w:shd w:fill="F2F2F2" w:val="clear"/>
+          </w:tcPr>
+          <w:p>
+            <w:r>
+              <w:rPr>
+                <w:b/>
+                <w:bCs/>
+              </w:rPr>
+              <w:t xml:space="preserve">Margin trend</w:t>
+            </w:r>
+          </w:p>
+        </w:tc>
+        <w:tc>
+          <w:tcPr>
+            <w:tcW w:type="dxa" w:w="5800"/>
+          </w:tcPr>
+          <w:p>
+            <w:r>
+              <w:t xml:space="preserve">unclear</w:t>
+            </w:r>
+          </w:p>
+        </w:tc>
+      </w:tr>
+      <w:tr>
+        <w:tc>
+          <w:tcPr>
+            <w:tcW w:type="dxa" w:w="3200"/>
+            <w:shd w:fill="F2F2F2" w:val="clear"/>
+          </w:tcPr>
+          <w:p>
+            <w:r>
+              <w:rPr>
+                <w:b/>
+                <w:bCs/>
+              </w:rPr>
+              <w:t xml:space="preserve">Capex efficiency</w:t>
+            </w:r>
+          </w:p>
+        </w:tc>
+        <w:tc>
+          <w:tcPr>
+            <w:tcW w:type="dxa" w:w="5800"/>
+          </w:tcPr>
+          <w:p>
+            <w:r>
+              <w:t xml:space="preserve">unclear</w:t>
+            </w:r>
+          </w:p>
+        </w:tc>
+      </w:tr>
+    </w:tbl>
+    <w:p>
+      <w:pPr>
+        <w:pStyle w:val="Heading1"/>
+        <w:spacing w:after="120" w:before="280"/>
+      </w:pPr>
+      <w:r>
         <w:t xml:space="preserve">Technical Read (Weekly / Monthly MACD + Bollinger Bands, or RSI/CCI/Williams %R proxy)</w:t>
       </w:r>
     </w:p>
@@ -476,6 +1060,34 @@
           <w:szCs w:val="24"/>
         </w:rPr>
         <w:t xml:space="preserve">10x-in-2-3-years</w:t>
+      </w:r>
+    </w:p>
+    <w:p>
+      <w:pPr>
+        <w:spacing w:after="120"/>
+      </w:pPr>
+      <w:r>
+        <w:rPr>
+          <w:color w:val="666666"/>
+          <w:sz w:val="20"/>
+          <w:szCs w:val="20"/>
+        </w:rPr>
+        <w:t xml:space="preserve">4-box gate — tailwind: yes · TAM: yes · moat: yes · valuation: no  (score 3 / 4)</w:t>
+      </w:r>
+    </w:p>
+    <w:p>
+      <w:pPr>
+        <w:spacing w:after="120"/>
+      </w:pPr>
+      <w:r>
+        <w:rPr>
+          <w:i/>
+          <w:iCs/>
+          <w:color w:val="666666"/>
+          <w:sz w:val="20"/>
+          <w:szCs w:val="20"/>
+        </w:rPr>
+        <w:t xml:space="preserve">Government-digitisation FRS SaaS niche (3bn+ verifications, 300+ depts) is a real structural moat and tailwind; microcap (~Rs741cr) base supports tam; implied P/E ~55-60x already prices continued hypergrowth — valuation no. quality_metrics assessment flagged 'concern' separately.</w:t>
       </w:r>
     </w:p>
     <w:p>

--- a/projects/valuepickr-open-screen/docs/RNIT AI Solutions Ltd.docx
+++ b/projects/valuepickr-open-screen/docs/RNIT AI Solutions Ltd.docx
@@ -32,7 +32,7 @@
           <w:sz w:val="22"/>
           <w:szCs w:val="22"/>
         </w:rPr>
-        <w:t xml:space="preserve">Government-scale facial-recognition SaaS microcap with explosive but low-base growth, priced richly and single-buyer-concentrated</w:t>
+        <w:t xml:space="preserve">Government-scale facial-recognition SaaS microcap with genuine YoY growth and improving ROCE (20.2%), but a rich ~61x multiple, a post-NCLT-resolution corporate history, two rapid dilutive capital raises, and near-total government-customer concentration</w:t>
       </w:r>
     </w:p>
     <w:p>
@@ -49,7 +49,7 @@
         <w:spacing w:after="120"/>
       </w:pPr>
       <w:r>
-        <w:t xml:space="preserve">RNIT AI Solutions describes itself as the largest AI-based Facial Recognition System (FRS) SaaS player serving the Indian government sector, claiming 3 billion+ identity verifications processed across 300+ government departments. Listed on BSE (517286) with an amalgamation/relisting history. This is a first-time open-screen pass and there is no dedicated ValuePickr thread; assessment is web/news + old-project baseline only.</w:t>
+        <w:t xml:space="preserve">RNIT AI Solutions describes itself as the largest AI-based Facial Recognition System (FRS) SaaS player serving the Indian government sector, claiming 3 billion+ identity verifications processed across 300+ government departments, now expanded to 9 states/UTs (2026 wins include Goa, Lakshadweep, Meghalaya). Listed on BSE (517286) under the legacy name Autopal Industries Ltd; this pass confirms the company emerged from an NCLT-approved insolvency Resolution Plan, with the RNIT AI business injected post-resolution — FY24 (pre-resolution) revenue was effectively nil per screener.in, and FY25 is the first real operating year. This is a first-time open-screen deep dive; there is no dedicated ValuePickr thread; assessment is web/news + screener.in + old-project baseline.</w:t>
       </w:r>
     </w:p>
     <w:p>
@@ -99,7 +99,7 @@
           </w:tcPr>
           <w:p>
             <w:r>
-              <w:t xml:space="preserve">~Rs 741 Cr</w:t>
+              <w:t xml:space="preserve">~Rs 766 Cr at Rs 90.4/share (2026-09-18, screener.in)</w:t>
             </w:r>
           </w:p>
         </w:tc>
@@ -126,34 +126,34 @@
           </w:tcPr>
           <w:p>
             <w:r>
-              <w:t xml:space="preserve">~15.4% / ~12.2%</w:t>
-            </w:r>
-          </w:p>
-        </w:tc>
-      </w:tr>
-      <w:tr>
-        <w:tc>
-          <w:tcPr>
-            <w:tcW w:type="dxa" w:w="3200"/>
-            <w:shd w:fill="F2F2F2" w:val="clear"/>
-          </w:tcPr>
-          <w:p>
-            <w:r>
-              <w:rPr>
-                <w:b/>
-                <w:bCs/>
-              </w:rPr>
-              <w:t xml:space="preserve">Revenue / PAT</w:t>
-            </w:r>
-          </w:p>
-        </w:tc>
-        <w:tc>
-          <w:tcPr>
-            <w:tcW w:type="dxa" w:w="5800"/>
-          </w:tcPr>
-          <w:p>
-            <w:r>
-              <w:t xml:space="preserve">~Rs 53 Cr / ~Rs 12.5 Cr</w:t>
+              <w:t xml:space="preserve">~16.6% / ~20.2% (latest, screener.in) — ROCE improved materially from ~12.2% at the last data pull</w:t>
+            </w:r>
+          </w:p>
+        </w:tc>
+      </w:tr>
+      <w:tr>
+        <w:tc>
+          <w:tcPr>
+            <w:tcW w:type="dxa" w:w="3200"/>
+            <w:shd w:fill="F2F2F2" w:val="clear"/>
+          </w:tcPr>
+          <w:p>
+            <w:r>
+              <w:rPr>
+                <w:b/>
+                <w:bCs/>
+              </w:rPr>
+              <w:t xml:space="preserve">Revenue / PAT (FY26)</w:t>
+            </w:r>
+          </w:p>
+        </w:tc>
+        <w:tc>
+          <w:tcPr>
+            <w:tcW w:type="dxa" w:w="5800"/>
+          </w:tcPr>
+          <w:p>
+            <w:r>
+              <w:t xml:space="preserve">~Rs 52 Cr / ~Rs 12 Cr (income +62%, PAT +67% YoY)</w:t>
             </w:r>
           </w:p>
         </w:tc>
@@ -180,7 +180,7 @@
           </w:tcPr>
           <w:p>
             <w:r>
-              <w:t xml:space="preserve">~245% avg/yr (very low base); multi-year hypergrowth off a tiny base</w:t>
+              <w:t xml:space="preserve">FY25 ~Rs32cr → FY26 ~Rs52cr; FY24 (pre-NCLT-resolution) was effectively nil — real operating history is only ~2 years</w:t>
             </w:r>
           </w:p>
         </w:tc>
@@ -207,7 +207,34 @@
           </w:tcPr>
           <w:p>
             <w:r>
-              <w:t xml:space="preserve">~5.0x (high ratio, small absolute base)</w:t>
+              <w:t xml:space="preserve">~0.13 (total debt ~Rs18cr vs net worth ~Rs139cr) — CORRECTED this pass; the prior ~5.0x figure was stale/mis-scaled against a much smaller pre-capital-raise equity base</w:t>
+            </w:r>
+          </w:p>
+        </w:tc>
+      </w:tr>
+      <w:tr>
+        <w:tc>
+          <w:tcPr>
+            <w:tcW w:type="dxa" w:w="3200"/>
+            <w:shd w:fill="F2F2F2" w:val="clear"/>
+          </w:tcPr>
+          <w:p>
+            <w:r>
+              <w:rPr>
+                <w:b/>
+                <w:bCs/>
+              </w:rPr>
+              <w:t xml:space="preserve">Working capital</w:t>
+            </w:r>
+          </w:p>
+        </w:tc>
+        <w:tc>
+          <w:tcPr>
+            <w:tcW w:type="dxa" w:w="5800"/>
+          </w:tcPr>
+          <w:p>
+            <w:r>
+              <w:t xml:space="preserve">Debtor days 146, working-capital days 195 (FY26) — elevated, consistent with slow government payment cycles</w:t>
             </w:r>
           </w:p>
         </w:tc>
@@ -234,7 +261,7 @@
           </w:tcPr>
           <w:p>
             <w:r>
-              <w:t xml:space="preserve">Rs 37 - Rs 78.9</w:t>
+              <w:t xml:space="preserve">Rs 37 - Rs 78.9 (legacy range) — current price Rs90.4 is above that range post two 2025-26 preferential allotments</w:t>
             </w:r>
           </w:p>
         </w:tc>
@@ -250,7 +277,7 @@
         <w:spacing w:after="120"/>
       </w:pPr>
       <w:r>
-        <w:t xml:space="preserve">Returns are decent (ROE ~15%, ROCE ~12%) and the company is profitable, but the standout 245%/yr revenue growth is off a very small base (Rs 53 Cr revenue). Implied P/E is rich at roughly 55-60x. Debt/equity of ~5x looks alarming as a ratio but is on a small equity base. The differentiated government-SaaS niche (billions of verifications) is a genuine moat, offset by near-total dependence on government departments as customers and a recent capital raise adding dilution.</w:t>
+        <w:t xml:space="preserve">The core growth-plus-margin story holds up and has improved on some dimensions since the last pass: ROCE rose to ~20.2% (from ~12.2%), OPM structurally rose from 32% (FY25) to 40% (FY26), and revenue/PAT growth (+62%/+67% FY26) remains real, not just off a tiny base — quarterly revenue has grown YoY in every comparable quarter through FY26 and into Q1 FY27. But this pass surfaced a materially more complex picture than the earlier summary: (1) the listed entity (BSE 517286, legacy name Autopal Industries Ltd) emerged from an NCLT-approved insolvency Resolution Plan, with the RNIT AI business injected afterward — FY24 revenue was effectively nil, so real operating history is only ~2 years; (2) the company raised ~Rs47cr via two preferential allotments five months apart (Nov 2025 ~Rs20.83cr, Mar 2026 ~Rs26.33cr) toward a targeted Rs50cr programme, and promoter holding swung from 52.28% (Jun 2024) to 73.74% (Sep 2025, post-resolution new promoter/investor group) to 67.42% (Mar 2026) as those raises diluted the base; (3) working-capital days are elevated (debtor days 146, WC days 195), consistent with a recurring Q4-heavy/Q1-trough quarterly pattern tied to government payment cycles (Q1 FY27 revenue of Rs8.20cr was down ~53% sequentially from Q4 FY26's Rs17.62cr, though still +31% YoY); (4) the old Debt/Equity figure of ~5.0x in the prior write-up appears stale or mis-scaled — against the current balance sheet (net worth ~Rs139cr, debt ~Rs18cr) leverage is actually low, ~0.13x, corrected this pass. Implied P/E is still rich at ~61x. A genuine new fact this pass: an August 2026 Master Development Services Agreement with 1FC Technology is the company's first disclosed step into FinTech/WealthTech/InsurTech, a partial mitigant to the otherwise near-total government-customer concentration.</w:t>
       </w:r>
     </w:p>
     <w:p>
@@ -259,7 +286,7 @@
         <w:spacing w:after="120" w:before="280"/>
       </w:pPr>
       <w:r>
-        <w:t xml:space="preserve">Guidance &amp; Expectation Gap</w:t>
+        <w:t xml:space="preserve">Deep-Dive: Primary Documents (Annual Reports, Quarterly Results, Exchange Filings)</w:t>
       </w:r>
     </w:p>
     <w:p>
@@ -274,7 +301,1122 @@
           <w:sz w:val="18"/>
           <w:szCs w:val="18"/>
         </w:rPr>
+        <w:t xml:space="preserve">Pass 1 — 2026-09-18. Built from the company's own filings (3 years of annual reports, ~4 quarters of results/concalls, and 6 months of BSE/NSE announcements), read via the web — a deeper layer than the forum-sentiment read below.</w:t>
+      </w:r>
+    </w:p>
+    <w:p>
+      <w:pPr>
+        <w:spacing w:after="120"/>
+      </w:pPr>
+      <w:r>
+        <w:rPr>
+          <w:b/>
+          <w:bCs/>
+          <w:sz w:val="20"/>
+          <w:szCs w:val="20"/>
+        </w:rPr>
+        <w:t xml:space="preserve">Sources reviewed this pass:</w:t>
+      </w:r>
+    </w:p>
+    <w:p>
+      <w:pPr>
+        <w:pStyle w:val="ListParagraph"/>
+        <w:numPr>
+          <w:ilvl w:val="0"/>
+          <w:numId w:val="1"/>
+        </w:numPr>
+        <w:spacing w:after="60"/>
+      </w:pPr>
+      <w:r>
+        <w:t xml:space="preserve">screener.in company page (517286) — quarterly results Sep24-Jun26, annual FY24-26, balance sheet, ROE/ROCE, shareholding-pattern trend, working-capital days</w:t>
+      </w:r>
+    </w:p>
+    <w:p>
+      <w:pPr>
+        <w:pStyle w:val="ListParagraph"/>
+        <w:numPr>
+          <w:ilvl w:val="0"/>
+          <w:numId w:val="1"/>
+        </w:numPr>
+        <w:spacing w:after="60"/>
+      </w:pPr>
+      <w:r>
+        <w:t xml:space="preserve">Business Standard — RNIT AI Solutions June 2025 quarter results</w:t>
+      </w:r>
+    </w:p>
+    <w:p>
+      <w:pPr>
+        <w:pStyle w:val="ListParagraph"/>
+        <w:numPr>
+          <w:ilvl w:val="0"/>
+          <w:numId w:val="1"/>
+        </w:numPr>
+        <w:spacing w:after="60"/>
+      </w:pPr>
+      <w:r>
+        <w:t xml:space="preserve">Whalesbook / EquityBulls / The Wire / Jaipur Times — FY26 results commentary, Nov2025 and Mar2026 preferential-allotment announcements (NCLT Resolution Plan context)</w:t>
+      </w:r>
+    </w:p>
+    <w:p>
+      <w:pPr>
+        <w:pStyle w:val="ListParagraph"/>
+        <w:numPr>
+          <w:ilvl w:val="0"/>
+          <w:numId w:val="1"/>
+        </w:numPr>
+        <w:spacing w:after="60"/>
+      </w:pPr>
+      <w:r>
+        <w:t xml:space="preserve">Business Standard — 28 Aug 2026 1FC Technology Master Development Services Agreement announcement</w:t>
+      </w:r>
+    </w:p>
+    <w:p>
+      <w:pPr>
+        <w:pStyle w:val="ListParagraph"/>
+        <w:numPr>
+          <w:ilvl w:val="0"/>
+          <w:numId w:val="1"/>
+        </w:numPr>
+        <w:spacing w:after="60"/>
+      </w:pPr>
+      <w:r>
+        <w:t xml:space="preserve">Web search summaries of Q1 FY27 (Jun 2026 quarter) results and government project-win announcements (Goa, Lakshadweep, Meghalaya)</w:t>
+      </w:r>
+    </w:p>
+    <w:p>
+      <w:pPr>
+        <w:spacing w:after="120"/>
+      </w:pPr>
+      <w:r>
+        <w:rPr>
+          <w:b/>
+          <w:bCs/>
+          <w:sz w:val="20"/>
+          <w:szCs w:val="20"/>
+        </w:rPr>
+        <w:t xml:space="preserve">Annual-report findings (3-year view):</w:t>
+      </w:r>
+    </w:p>
+    <w:p>
+      <w:pPr>
+        <w:pStyle w:val="ListParagraph"/>
+        <w:numPr>
+          <w:ilvl w:val="0"/>
+          <w:numId w:val="1"/>
+        </w:numPr>
+        <w:spacing w:after="60"/>
+      </w:pPr>
+      <w:r>
+        <w:t xml:space="preserve">FY24 (pre-NCLT-resolution): revenue effectively nil per screener.in — confirms the listed vehicle (legacy Autopal Industries Ltd) was a shell/defunct entity before an NCLT-approved insolvency Resolution Plan injected the RNIT AI business</w:t>
+      </w:r>
+    </w:p>
+    <w:p>
+      <w:pPr>
+        <w:pStyle w:val="ListParagraph"/>
+        <w:numPr>
+          <w:ilvl w:val="0"/>
+          <w:numId w:val="1"/>
+        </w:numPr>
+        <w:spacing w:after="60"/>
+      </w:pPr>
+      <w:r>
+        <w:t xml:space="preserve">FY25: revenue ~Rs32cr, EBITDA ~Rs10cr (OPM ~32%), PAT ~Rs7cr, EPS Rs1.00</w:t>
+      </w:r>
+    </w:p>
+    <w:p>
+      <w:pPr>
+        <w:pStyle w:val="ListParagraph"/>
+        <w:numPr>
+          <w:ilvl w:val="0"/>
+          <w:numId w:val="1"/>
+        </w:numPr>
+        <w:spacing w:after="60"/>
+      </w:pPr>
+      <w:r>
+        <w:t xml:space="preserve">FY26: revenue ~Rs52cr (+62% YoY), EBITDA ~Rs21cr (OPM ~40%), PAT ~Rs12cr (+67% YoY), EPS Rs1.57</w:t>
+      </w:r>
+    </w:p>
+    <w:p>
+      <w:pPr>
+        <w:pStyle w:val="ListParagraph"/>
+        <w:numPr>
+          <w:ilvl w:val="0"/>
+          <w:numId w:val="1"/>
+        </w:numPr>
+        <w:spacing w:after="60"/>
+      </w:pPr>
+      <w:r>
+        <w:t xml:space="preserve">Balance sheet (Mar 2026): equity capital ~Rs85cr, reserves ~Rs54cr (net worth ~Rs139cr), borrowings ~Rs18cr — Debt/Equity ~0.13, correcting the prior write-up's ~5.0x figure</w:t>
+      </w:r>
+    </w:p>
+    <w:p>
+      <w:pPr>
+        <w:pStyle w:val="ListParagraph"/>
+        <w:numPr>
+          <w:ilvl w:val="0"/>
+          <w:numId w:val="1"/>
+        </w:numPr>
+        <w:spacing w:after="60"/>
+      </w:pPr>
+      <w:r>
+        <w:t xml:space="preserve">Working capital: debtor days 146, working-capital days 195 (FY26) — elevated, no prior-year comparison sourced</w:t>
+      </w:r>
+    </w:p>
+    <w:p>
+      <w:pPr>
+        <w:pStyle w:val="ListParagraph"/>
+        <w:numPr>
+          <w:ilvl w:val="0"/>
+          <w:numId w:val="1"/>
+        </w:numPr>
+        <w:spacing w:after="60"/>
+      </w:pPr>
+      <w:r>
+        <w:t xml:space="preserve">Two preferential allotments funding the balance-sheet strength: ~Rs20.83cr (Nov 2025, 47.33L shares @Rs44) and ~Rs26.33cr (Mar 2026, 52.67L shares @Rs50, incl. Sageone-Flagship Growth QE Fund) toward a targeted Rs50cr raise under the NCLT-approved plan</w:t>
+      </w:r>
+    </w:p>
+    <w:p>
+      <w:pPr>
+        <w:spacing w:after="120"/>
+      </w:pPr>
+      <w:r>
+        <w:rPr>
+          <w:b/>
+          <w:bCs/>
+          <w:sz w:val="20"/>
+          <w:szCs w:val="20"/>
+        </w:rPr>
+        <w:t xml:space="preserve">Quarterly trend (last ~4 quarters + concall commentary):</w:t>
+      </w:r>
+    </w:p>
+    <w:p>
+      <w:pPr>
+        <w:pStyle w:val="ListParagraph"/>
+        <w:numPr>
+          <w:ilvl w:val="0"/>
+          <w:numId w:val="1"/>
+        </w:numPr>
+        <w:spacing w:after="60"/>
+      </w:pPr>
+      <w:r>
+        <w:t xml:space="preserve">Revenue by quarter, oldest→newest: Sep24 Rs7.14cr, Dec24 Rs8.08cr, Mar25 Rs12.42cr, Jun25 Rs6.25cr, Sep25 Rs13.72cr, Dec25 Rs13.91cr, Mar26 Rs17.62cr, Jun26 (Q1 FY27) Rs8.20cr</w:t>
+      </w:r>
+    </w:p>
+    <w:p>
+      <w:pPr>
+        <w:pStyle w:val="ListParagraph"/>
+        <w:numPr>
+          <w:ilvl w:val="0"/>
+          <w:numId w:val="1"/>
+        </w:numPr>
+        <w:spacing w:after="60"/>
+      </w:pPr>
+      <w:r>
+        <w:t xml:space="preserve">OPM by quarter: 32.21% (Sep24) → 27.48% (Dec24) → 35.10% (Mar25) → 35.84% (Jun25) → 40.01% (Sep25) → 42.27% (Dec25) → 40.18% (Mar26)</w:t>
+      </w:r>
+    </w:p>
+    <w:p>
+      <w:pPr>
+        <w:pStyle w:val="ListParagraph"/>
+        <w:numPr>
+          <w:ilvl w:val="0"/>
+          <w:numId w:val="1"/>
+        </w:numPr>
+        <w:spacing w:after="60"/>
+      </w:pPr>
+      <w:r>
+        <w:t xml:space="preserve">Q1 FY27 (Jun26): revenue Rs8.20cr (+31.2% YoY, -53% sequential vs Q4 FY26), PAT Rs1.27cr (+54.9% YoY), net margin ~15.5% — a clear recurring seasonal trough (Q1 is consistently the weakest quarter each year), not a fresh deterioration</w:t>
+      </w:r>
+    </w:p>
+    <w:p>
+      <w:pPr>
+        <w:spacing w:after="120"/>
+      </w:pPr>
+      <w:r>
+        <w:rPr>
+          <w:b/>
+          <w:bCs/>
+          <w:sz w:val="20"/>
+          <w:szCs w:val="20"/>
+        </w:rPr>
+        <w:t xml:space="preserve">Exchange announcements (last 6 months):</w:t>
+      </w:r>
+    </w:p>
+    <w:p>
+      <w:pPr>
+        <w:pStyle w:val="ListParagraph"/>
+        <w:numPr>
+          <w:ilvl w:val="0"/>
+          <w:numId w:val="1"/>
+        </w:numPr>
+        <w:spacing w:after="60"/>
+      </w:pPr>
+      <w:r>
+        <w:t xml:space="preserve">28 Aug 2026: Master Development Services Agreement with 1FC Technology for FinTech/WealthTech/InsurTech (Tier-3 order, Rs5-15cr incl. GST, ~6-month project, RNIT retains IP)</w:t>
+      </w:r>
+    </w:p>
+    <w:p>
+      <w:pPr>
+        <w:pStyle w:val="ListParagraph"/>
+        <w:numPr>
+          <w:ilvl w:val="0"/>
+          <w:numId w:val="1"/>
+        </w:numPr>
+        <w:spacing w:after="60"/>
+      </w:pPr>
+      <w:r>
+        <w:t xml:space="preserve">2026: new government e-governance project wins in Goa, Lakshadweep and Meghalaya, expanding to 9 states/UTs</w:t>
+      </w:r>
+    </w:p>
+    <w:p>
+      <w:pPr>
+        <w:pStyle w:val="ListParagraph"/>
+        <w:numPr>
+          <w:ilvl w:val="0"/>
+          <w:numId w:val="1"/>
+        </w:numPr>
+        <w:spacing w:after="60"/>
+      </w:pPr>
+      <w:r>
+        <w:t xml:space="preserve">31 Mar 2026: completed 2nd tranche preferential allotment (~Rs26.33cr, 52.67L shares @Rs50) under the NCLT-approved Resolution Plan capital-raise programme; 1st tranche (~Rs20.83cr) completed 1 Nov 2025</w:t>
+      </w:r>
+    </w:p>
+    <w:p>
+      <w:pPr>
+        <w:pStyle w:val="ListParagraph"/>
+        <w:numPr>
+          <w:ilvl w:val="0"/>
+          <w:numId w:val="1"/>
+        </w:numPr>
+        <w:spacing w:after="60"/>
+      </w:pPr>
+      <w:r>
+        <w:t xml:space="preserve">29 Jul 2026: board approved Q1 FY27 unaudited results and a promoter share-reclassification-to-public proposal, subject to BSE approval</w:t>
+      </w:r>
+    </w:p>
+    <w:p>
+      <w:pPr>
+        <w:pStyle w:val="ListParagraph"/>
+        <w:numPr>
+          <w:ilvl w:val="0"/>
+          <w:numId w:val="1"/>
+        </w:numPr>
+        <w:spacing w:after="60"/>
+      </w:pPr>
+      <w:r>
+        <w:t xml:space="preserve">No auditor resignation, pledge disclosure, litigation, or SEBI/fraud-order news found this pass</w:t>
+      </w:r>
+    </w:p>
+    <w:p>
+      <w:pPr>
+        <w:spacing w:after="120"/>
+      </w:pPr>
+      <w:r>
+        <w:rPr>
+          <w:b/>
+          <w:bCs/>
+          <w:sz w:val="20"/>
+          <w:szCs w:val="20"/>
+        </w:rPr>
+        <w:t xml:space="preserve">Key new facts vs. the prior write-up:</w:t>
+      </w:r>
+    </w:p>
+    <w:p>
+      <w:pPr>
+        <w:pStyle w:val="ListParagraph"/>
+        <w:numPr>
+          <w:ilvl w:val="0"/>
+          <w:numId w:val="1"/>
+        </w:numPr>
+        <w:spacing w:after="60"/>
+      </w:pPr>
+      <w:r>
+        <w:t xml:space="preserve">The listed vehicle (BSE 517286, legacy name Autopal Industries Ltd) emerged from an NCLT-approved insolvency Resolution Plan — FY24 revenue was effectively nil, so real operating history under the RNIT AI business is only ~2 years, materially more context than the prior 'amalgamation/relisting history' phrase conveyed</w:t>
+      </w:r>
+    </w:p>
+    <w:p>
+      <w:pPr>
+        <w:pStyle w:val="ListParagraph"/>
+        <w:numPr>
+          <w:ilvl w:val="0"/>
+          <w:numId w:val="1"/>
+        </w:numPr>
+        <w:spacing w:after="60"/>
+      </w:pPr>
+      <w:r>
+        <w:t xml:space="preserve">ROCE improved to ~20.2% (from ~12.2% at the last data pull) and OPM to ~40% (from ~32%) — a genuine fundamental improvement</w:t>
+      </w:r>
+    </w:p>
+    <w:p>
+      <w:pPr>
+        <w:pStyle w:val="ListParagraph"/>
+        <w:numPr>
+          <w:ilvl w:val="0"/>
+          <w:numId w:val="1"/>
+        </w:numPr>
+        <w:spacing w:after="60"/>
+      </w:pPr>
+      <w:r>
+        <w:t xml:space="preserve">The prior Debt/Equity figure of ~5.0x was stale or mis-scaled; on the current balance sheet (net worth ~Rs139cr vs debt ~Rs18cr) leverage is actually low, ~0.13x — corrected this pass</w:t>
+      </w:r>
+    </w:p>
+    <w:p>
+      <w:pPr>
+        <w:pStyle w:val="ListParagraph"/>
+        <w:numPr>
+          <w:ilvl w:val="0"/>
+          <w:numId w:val="1"/>
+        </w:numPr>
+        <w:spacing w:after="60"/>
+      </w:pPr>
+      <w:r>
+        <w:t xml:space="preserve">Two preferential allotments five months apart (~Rs47cr total, part of a targeted Rs50cr NCLT-plan raise) drove a promoter-holding swing (52.28%→73.74%→67.42%) that reads as dilution, not confirmed selling</w:t>
+      </w:r>
+    </w:p>
+    <w:p>
+      <w:pPr>
+        <w:pStyle w:val="ListParagraph"/>
+        <w:numPr>
+          <w:ilvl w:val="0"/>
+          <w:numId w:val="1"/>
+        </w:numPr>
+        <w:spacing w:after="60"/>
+      </w:pPr>
+      <w:r>
+        <w:t xml:space="preserve">Working capital is elevated (debtor days 146, WC days 195) and the quarterly revenue pattern is clearly seasonal (Q4 government year-end peak, Q1 trough) rather than a smooth ramp — growth_trajectory reclassified from 'accelerating/decelerating' framing to 'lumpy'</w:t>
+      </w:r>
+    </w:p>
+    <w:p>
+      <w:pPr>
+        <w:pStyle w:val="ListParagraph"/>
+        <w:numPr>
+          <w:ilvl w:val="0"/>
+          <w:numId w:val="1"/>
+        </w:numPr>
+        <w:spacing w:after="60"/>
+      </w:pPr>
+      <w:r>
+        <w:t xml:space="preserve">First disclosed non-government diversification: the Aug 2026 1FC Technology fintech/wealthtech agreement, a real but small (Rs5-15cr) and unproven-at-scale commitment</w:t>
+      </w:r>
+    </w:p>
+    <w:p>
+      <w:pPr>
+        <w:pStyle w:val="ListParagraph"/>
+        <w:numPr>
+          <w:ilvl w:val="0"/>
+          <w:numId w:val="1"/>
+        </w:numPr>
+        <w:spacing w:after="60"/>
+      </w:pPr>
+      <w:r>
+        <w:t xml:space="preserve">Market cap has moved to ~Rs766cr / Rs90.4 per share (2026-09-18) from ~Rs741cr / Rs99.6 at the last pull (2026-09-09); P/E ~61.4x vs ~67.8x previously (share count increased from the preferential allotments, price eased slightly)</w:t>
+      </w:r>
+    </w:p>
+    <w:p>
+      <w:pPr>
+        <w:spacing w:after="120"/>
+      </w:pPr>
+      <w:r>
+        <w:rPr>
+          <w:b/>
+          <w:bCs/>
+          <w:sz w:val="20"/>
+          <w:szCs w:val="20"/>
+        </w:rPr>
+        <w:t xml:space="preserve">Open questions / what to watch:</w:t>
+      </w:r>
+    </w:p>
+    <w:p>
+      <w:pPr>
+        <w:pStyle w:val="ListParagraph"/>
+        <w:numPr>
+          <w:ilvl w:val="0"/>
+          <w:numId w:val="1"/>
+        </w:numPr>
+        <w:spacing w:after="60"/>
+      </w:pPr>
+      <w:r>
+        <w:t xml:space="preserve">Exact pledge status on promoter shares — not independently verified this pass; needed to properly assess the promoter-holding swing</w:t>
+      </w:r>
+    </w:p>
+    <w:p>
+      <w:pPr>
+        <w:pStyle w:val="ListParagraph"/>
+        <w:numPr>
+          <w:ilvl w:val="0"/>
+          <w:numId w:val="1"/>
+        </w:numPr>
+        <w:spacing w:after="60"/>
+      </w:pPr>
+      <w:r>
+        <w:t xml:space="preserve">Whether the 1FC Technology fintech engagement converts into a recurring/renewed relationship beyond its initial ~6-month, Rs5-15cr scope</w:t>
+      </w:r>
+    </w:p>
+    <w:p>
+      <w:pPr>
+        <w:pStyle w:val="ListParagraph"/>
+        <w:numPr>
+          <w:ilvl w:val="0"/>
+          <w:numId w:val="1"/>
+        </w:numPr>
+        <w:spacing w:after="60"/>
+      </w:pPr>
+      <w:r>
+        <w:t xml:space="preserve">FY26 operating cash flow was not separately sourced this pass — fcf_conversion_pct left null rather than guessed</w:t>
+      </w:r>
+    </w:p>
+    <w:p>
+      <w:pPr>
+        <w:pStyle w:val="ListParagraph"/>
+        <w:numPr>
+          <w:ilvl w:val="0"/>
+          <w:numId w:val="1"/>
+        </w:numPr>
+        <w:spacing w:after="60"/>
+      </w:pPr>
+      <w:r>
+        <w:t xml:space="preserve">RPT trend and full related-party disclosure — would need the FY26 annual report/AGM notice directly, out of this pass's web-search-only budget</w:t>
+      </w:r>
+    </w:p>
+    <w:p>
+      <w:pPr>
+        <w:pStyle w:val="ListParagraph"/>
+        <w:numPr>
+          <w:ilvl w:val="0"/>
+          <w:numId w:val="1"/>
+        </w:numPr>
+        <w:spacing w:after="60"/>
+      </w:pPr>
+      <w:r>
+        <w:t xml:space="preserve">Whether Q2/Q3 FY27 results confirm the seasonal Q1-trough read (i.e. revenue recovers toward the FY26 quarterly run-rate) or whether Q1 FY27's sequential drop is the start of a genuine slowdown</w:t>
+      </w:r>
+    </w:p>
+    <w:p>
+      <w:pPr>
+        <w:spacing w:after="120" w:before="120"/>
+      </w:pPr>
+      <w:r>
+        <w:rPr>
+          <w:b/>
+          <w:bCs/>
+          <w:sz w:val="20"/>
+          <w:szCs w:val="20"/>
+        </w:rPr>
+        <w:t xml:space="preserve">Conviction impact: </w:t>
+      </w:r>
+      <w:r>
+        <w:rPr>
+          <w:sz w:val="20"/>
+          <w:szCs w:val="20"/>
+        </w:rPr>
+        <w:t xml:space="preserve">Medium -&gt; Medium (unchanged). thesis_fit stays 10x-in-2-3-years: four_box score is 3.0 (tailwind/tam/moat all yes on the government-FRS-SaaS niche; valuation no at ~61x), clearing the ≥3.0 bar. This pass's new facts are a genuine mix: real fundamental improvement (ROCE 12.2%-&gt;20.2%, OPM 32%-&gt;40%, a first evidenced non-government commercial win via 1FC Technology) is offset by newly confirmed complexity — the listed vehicle's NCLT-approved insolvency-resolution history (real operating history is only ~2 years), two preferential allotments five months apart with an accompanying promoter-holding swing, and elevated working capital (146/195 days) alongside a clearly seasonal (not smoothly accelerating) quarterly revenue pattern. None of this trips a formal red_flag_tier, but together it is enough new caution to offset the fundamental improvement rather than justify an upgrade. Conviction stays Medium.</w:t>
+      </w:r>
+    </w:p>
+    <w:p>
+      <w:pPr>
+        <w:pStyle w:val="Heading1"/>
+        <w:spacing w:after="120" w:before="280"/>
+      </w:pPr>
+      <w:r>
+        <w:t xml:space="preserve">Guidance &amp; Expectation Gap</w:t>
+      </w:r>
+    </w:p>
+    <w:p>
+      <w:pPr>
+        <w:spacing w:after="120"/>
+      </w:pPr>
+      <w:r>
+        <w:rPr>
+          <w:i/>
+          <w:iCs/>
+          <w:color w:val="666666"/>
+          <w:sz w:val="18"/>
+          <w:szCs w:val="18"/>
+        </w:rPr>
         <w:t xml:space="preserve">Management guidance decoded into commitments, graded on the expectation → action → operational → commercial → financial ladder, then compared to what the current price appears to assume. Method: playbook/guidance-and-expectation-gap.md.</w:t>
+      </w:r>
+    </w:p>
+    <w:p>
+      <w:pPr>
+        <w:spacing w:after="120"/>
+      </w:pPr>
+      <w:r>
+        <w:rPr>
+          <w:b/>
+          <w:bCs/>
+          <w:sz w:val="20"/>
+          <w:szCs w:val="20"/>
+        </w:rPr>
+        <w:t xml:space="preserve">Commitment ladder (most-proven first):</w:t>
+      </w:r>
+    </w:p>
+    <w:tbl>
+      <w:tblPr>
+        <w:tblW w:type="dxa" w:w="9000"/>
+        <w:tblBorders>
+          <w:top w:val="single" w:color="auto" w:sz="4"/>
+          <w:left w:val="single" w:color="auto" w:sz="4"/>
+          <w:bottom w:val="single" w:color="auto" w:sz="4"/>
+          <w:right w:val="single" w:color="auto" w:sz="4"/>
+          <w:insideH w:val="single" w:color="auto" w:sz="4"/>
+          <w:insideV w:val="single" w:color="auto" w:sz="4"/>
+        </w:tblBorders>
+      </w:tblPr>
+      <w:tblGrid>
+        <w:gridCol w:w="1100"/>
+        <w:gridCol w:w="2600"/>
+        <w:gridCol w:w="2400"/>
+        <w:gridCol w:w="900"/>
+        <w:gridCol w:w="1200"/>
+        <w:gridCol w:w="800"/>
+      </w:tblGrid>
+      <w:tr>
+        <w:trPr>
+          <w:tblHeader/>
+        </w:trPr>
+        <w:tc>
+          <w:tcPr>
+            <w:tcW w:type="dxa" w:w="1100"/>
+            <w:shd w:fill="F2F2F2" w:val="clear"/>
+          </w:tcPr>
+          <w:p>
+            <w:r>
+              <w:rPr>
+                <w:b/>
+                <w:bCs/>
+                <w:sz w:val="18"/>
+                <w:szCs w:val="18"/>
+              </w:rPr>
+              <w:t xml:space="preserve">Area</w:t>
+            </w:r>
+          </w:p>
+        </w:tc>
+        <w:tc>
+          <w:tcPr>
+            <w:tcW w:type="dxa" w:w="2600"/>
+            <w:shd w:fill="F2F2F2" w:val="clear"/>
+          </w:tcPr>
+          <w:p>
+            <w:r>
+              <w:rPr>
+                <w:b/>
+                <w:bCs/>
+                <w:sz w:val="18"/>
+                <w:szCs w:val="18"/>
+              </w:rPr>
+              <w:t xml:space="preserve">Commitment</w:t>
+            </w:r>
+          </w:p>
+        </w:tc>
+        <w:tc>
+          <w:tcPr>
+            <w:tcW w:type="dxa" w:w="2400"/>
+            <w:shd w:fill="F2F2F2" w:val="clear"/>
+          </w:tcPr>
+          <w:p>
+            <w:r>
+              <w:rPr>
+                <w:b/>
+                <w:bCs/>
+                <w:sz w:val="18"/>
+                <w:szCs w:val="18"/>
+              </w:rPr>
+              <w:t xml:space="preserve">Specifics</w:t>
+            </w:r>
+          </w:p>
+        </w:tc>
+        <w:tc>
+          <w:tcPr>
+            <w:tcW w:type="dxa" w:w="900"/>
+            <w:shd w:fill="F2F2F2" w:val="clear"/>
+          </w:tcPr>
+          <w:p>
+            <w:r>
+              <w:rPr>
+                <w:b/>
+                <w:bCs/>
+                <w:sz w:val="18"/>
+                <w:szCs w:val="18"/>
+              </w:rPr>
+              <w:t xml:space="preserve">By when</w:t>
+            </w:r>
+          </w:p>
+        </w:tc>
+        <w:tc>
+          <w:tcPr>
+            <w:tcW w:type="dxa" w:w="1200"/>
+            <w:shd w:fill="F2F2F2" w:val="clear"/>
+          </w:tcPr>
+          <w:p>
+            <w:r>
+              <w:rPr>
+                <w:b/>
+                <w:bCs/>
+                <w:sz w:val="18"/>
+                <w:szCs w:val="18"/>
+              </w:rPr>
+              <w:t xml:space="preserve">Stage</w:t>
+            </w:r>
+          </w:p>
+        </w:tc>
+        <w:tc>
+          <w:tcPr>
+            <w:tcW w:type="dxa" w:w="800"/>
+            <w:shd w:fill="F2F2F2" w:val="clear"/>
+          </w:tcPr>
+          <w:p>
+            <w:r>
+              <w:rPr>
+                <w:b/>
+                <w:bCs/>
+                <w:sz w:val="18"/>
+                <w:szCs w:val="18"/>
+              </w:rPr>
+              <w:t xml:space="preserve">Thesis-critical</w:t>
+            </w:r>
+          </w:p>
+        </w:tc>
+      </w:tr>
+      <w:tr>
+        <w:tc>
+          <w:tcPr>
+            <w:tcW w:type="dxa" w:w="1100"/>
+          </w:tcPr>
+          <w:p>
+            <w:r>
+              <w:rPr>
+                <w:b w:val="false"/>
+                <w:bCs w:val="false"/>
+                <w:sz w:val="18"/>
+                <w:szCs w:val="18"/>
+              </w:rPr>
+              <w:t xml:space="preserve">new_business</w:t>
+            </w:r>
+          </w:p>
+        </w:tc>
+        <w:tc>
+          <w:tcPr>
+            <w:tcW w:type="dxa" w:w="2600"/>
+          </w:tcPr>
+          <w:p>
+            <w:r>
+              <w:rPr>
+                <w:b w:val="false"/>
+                <w:bCs w:val="false"/>
+                <w:sz w:val="18"/>
+                <w:szCs w:val="18"/>
+              </w:rPr>
+              <w:t xml:space="preserve">Master Development Services Agreement with 1FC Technology — FinTech/WealthTech/InsurTech entry</w:t>
+            </w:r>
+          </w:p>
+        </w:tc>
+        <w:tc>
+          <w:tcPr>
+            <w:tcW w:type="dxa" w:w="2400"/>
+          </w:tcPr>
+          <w:p>
+            <w:r>
+              <w:rPr>
+                <w:b w:val="false"/>
+                <w:bCs w:val="false"/>
+                <w:sz w:val="18"/>
+                <w:szCs w:val="18"/>
+              </w:rPr>
+              <w:t xml:space="preserve">Tier-3 order, Rs5-15cr incl. GST, ~6-month project (1FCCode wealthtech platform + 1FC Insure insurance-tech suite); RNIT's 'NIA' AI assistant powers conversational/financial-intelligence features; RNIT retains IP</w:t>
+            </w:r>
+          </w:p>
+        </w:tc>
+        <w:tc>
+          <w:tcPr>
+            <w:tcW w:type="dxa" w:w="900"/>
+          </w:tcPr>
+          <w:p>
+            <w:r>
+              <w:rPr>
+                <w:b w:val="false"/>
+                <w:bCs w:val="false"/>
+                <w:sz w:val="18"/>
+                <w:szCs w:val="18"/>
+              </w:rPr>
+              <w:t xml:space="preserve">6M</w:t>
+            </w:r>
+          </w:p>
+        </w:tc>
+        <w:tc>
+          <w:tcPr>
+            <w:tcW w:type="dxa" w:w="1200"/>
+          </w:tcPr>
+          <w:p>
+            <w:r>
+              <w:rPr>
+                <w:b w:val="false"/>
+                <w:bCs w:val="false"/>
+                <w:sz w:val="18"/>
+                <w:szCs w:val="18"/>
+              </w:rPr>
+              <w:t xml:space="preserve">commercial</w:t>
+            </w:r>
+          </w:p>
+        </w:tc>
+        <w:tc>
+          <w:tcPr>
+            <w:tcW w:type="dxa" w:w="800"/>
+          </w:tcPr>
+          <w:p>
+            <w:r>
+              <w:rPr>
+                <w:b w:val="false"/>
+                <w:bCs w:val="false"/>
+                <w:sz w:val="18"/>
+                <w:szCs w:val="18"/>
+              </w:rPr>
+              <w:t xml:space="preserve">yes</w:t>
+            </w:r>
+          </w:p>
+        </w:tc>
+      </w:tr>
+      <w:tr>
+        <w:tc>
+          <w:tcPr>
+            <w:tcW w:type="dxa" w:w="1100"/>
+          </w:tcPr>
+          <w:p>
+            <w:r>
+              <w:rPr>
+                <w:b w:val="false"/>
+                <w:bCs w:val="false"/>
+                <w:sz w:val="18"/>
+                <w:szCs w:val="18"/>
+              </w:rPr>
+              <w:t xml:space="preserve">orders</w:t>
+            </w:r>
+          </w:p>
+        </w:tc>
+        <w:tc>
+          <w:tcPr>
+            <w:tcW w:type="dxa" w:w="2600"/>
+          </w:tcPr>
+          <w:p>
+            <w:r>
+              <w:rPr>
+                <w:b w:val="false"/>
+                <w:bCs w:val="false"/>
+                <w:sz w:val="18"/>
+                <w:szCs w:val="18"/>
+              </w:rPr>
+              <w:t xml:space="preserve">New government e-governance project wins — Goa, Lakshadweep, Meghalaya</w:t>
+            </w:r>
+          </w:p>
+        </w:tc>
+        <w:tc>
+          <w:tcPr>
+            <w:tcW w:type="dxa" w:w="2400"/>
+          </w:tcPr>
+          <w:p>
+            <w:r>
+              <w:rPr>
+                <w:b w:val="false"/>
+                <w:bCs w:val="false"/>
+                <w:sz w:val="18"/>
+                <w:szCs w:val="18"/>
+              </w:rPr>
+              <w:t xml:space="preserve">Expands pan-India footprint to 9 states/UTs; order values not disclosed</w:t>
+            </w:r>
+          </w:p>
+        </w:tc>
+        <w:tc>
+          <w:tcPr>
+            <w:tcW w:type="dxa" w:w="900"/>
+          </w:tcPr>
+          <w:p>
+            <w:r>
+              <w:rPr>
+                <w:b w:val="false"/>
+                <w:bCs w:val="false"/>
+                <w:sz w:val="18"/>
+                <w:szCs w:val="18"/>
+              </w:rPr>
+              <w:t xml:space="preserve">12M</w:t>
+            </w:r>
+          </w:p>
+        </w:tc>
+        <w:tc>
+          <w:tcPr>
+            <w:tcW w:type="dxa" w:w="1200"/>
+          </w:tcPr>
+          <w:p>
+            <w:r>
+              <w:rPr>
+                <w:b w:val="false"/>
+                <w:bCs w:val="false"/>
+                <w:sz w:val="18"/>
+                <w:szCs w:val="18"/>
+              </w:rPr>
+              <w:t xml:space="preserve">commercial</w:t>
+            </w:r>
+          </w:p>
+        </w:tc>
+        <w:tc>
+          <w:tcPr>
+            <w:tcW w:type="dxa" w:w="800"/>
+          </w:tcPr>
+          <w:p>
+            <w:r>
+              <w:rPr>
+                <w:b w:val="false"/>
+                <w:bCs w:val="false"/>
+                <w:sz w:val="18"/>
+                <w:szCs w:val="18"/>
+              </w:rPr>
+              <w:t xml:space="preserve">yes</w:t>
+            </w:r>
+          </w:p>
+        </w:tc>
+      </w:tr>
+      <w:tr>
+        <w:tc>
+          <w:tcPr>
+            <w:tcW w:type="dxa" w:w="1100"/>
+          </w:tcPr>
+          <w:p>
+            <w:r>
+              <w:rPr>
+                <w:b w:val="false"/>
+                <w:bCs w:val="false"/>
+                <w:sz w:val="18"/>
+                <w:szCs w:val="18"/>
+              </w:rPr>
+              <w:t xml:space="preserve">balance_sheet</w:t>
+            </w:r>
+          </w:p>
+        </w:tc>
+        <w:tc>
+          <w:tcPr>
+            <w:tcW w:type="dxa" w:w="2600"/>
+          </w:tcPr>
+          <w:p>
+            <w:r>
+              <w:rPr>
+                <w:b w:val="false"/>
+                <w:bCs w:val="false"/>
+                <w:sz w:val="18"/>
+                <w:szCs w:val="18"/>
+              </w:rPr>
+              <w:t xml:space="preserve">Two-tranche preferential allotment toward a targeted Rs50cr capital raise</w:t>
+            </w:r>
+          </w:p>
+        </w:tc>
+        <w:tc>
+          <w:tcPr>
+            <w:tcW w:type="dxa" w:w="2400"/>
+          </w:tcPr>
+          <w:p>
+            <w:r>
+              <w:rPr>
+                <w:b w:val="false"/>
+                <w:bCs w:val="false"/>
+                <w:sz w:val="18"/>
+                <w:szCs w:val="18"/>
+              </w:rPr>
+              <w:t xml:space="preserve">Tranche 1 Nov 2025 ~Rs20.83cr (47.33L shares @Rs44); Tranche 2 Mar 2026 ~Rs26.33cr (52.67L shares @Rs50, incl. Sageone-Flagship Growth QE Fund); ~Rs47cr raised of the Rs50cr target</w:t>
+            </w:r>
+          </w:p>
+        </w:tc>
+        <w:tc>
+          <w:tcPr>
+            <w:tcW w:type="dxa" w:w="900"/>
+          </w:tcPr>
+          <w:p>
+            <w:r>
+              <w:rPr>
+                <w:b w:val="false"/>
+                <w:bCs w:val="false"/>
+                <w:sz w:val="18"/>
+                <w:szCs w:val="18"/>
+              </w:rPr>
+              <w:t xml:space="preserve">6M</w:t>
+            </w:r>
+          </w:p>
+        </w:tc>
+        <w:tc>
+          <w:tcPr>
+            <w:tcW w:type="dxa" w:w="1200"/>
+          </w:tcPr>
+          <w:p>
+            <w:r>
+              <w:rPr>
+                <w:b w:val="false"/>
+                <w:bCs w:val="false"/>
+                <w:sz w:val="18"/>
+                <w:szCs w:val="18"/>
+              </w:rPr>
+              <w:t xml:space="preserve">financial</w:t>
+            </w:r>
+          </w:p>
+        </w:tc>
+        <w:tc>
+          <w:tcPr>
+            <w:tcW w:type="dxa" w:w="800"/>
+          </w:tcPr>
+          <w:p>
+            <w:r>
+              <w:rPr>
+                <w:b w:val="false"/>
+                <w:bCs w:val="false"/>
+                <w:sz w:val="18"/>
+                <w:szCs w:val="18"/>
+              </w:rPr>
+              <w:t xml:space="preserve"/>
+            </w:r>
+          </w:p>
+        </w:tc>
+      </w:tr>
+    </w:tbl>
+    <w:p>
+      <w:pPr>
+        <w:spacing w:after="60" w:before="120"/>
+      </w:pPr>
+      <w:r>
+        <w:rPr>
+          <w:b/>
+          <w:bCs/>
+          <w:sz w:val="20"/>
+          <w:szCs w:val="20"/>
+        </w:rPr>
+        <w:t xml:space="preserve">Earnings chain: </w:t>
+      </w:r>
+      <w:r>
+        <w:rPr>
+          <w:b w:val="false"/>
+          <w:bCs w:val="false"/>
+          <w:sz w:val="20"/>
+          <w:szCs w:val="20"/>
+        </w:rPr>
+        <w:t xml:space="preserve">government e-governance/FRS project wins (new states/UTs) + 1FC fintech diversification</w:t>
+      </w:r>
+      <w:r>
+        <w:rPr>
+          <w:color w:val="666666"/>
+          <w:sz w:val="20"/>
+          <w:szCs w:val="20"/>
+        </w:rPr>
+        <w:t xml:space="preserve"> → </w:t>
+      </w:r>
+      <w:r>
+        <w:rPr>
+          <w:b w:val="false"/>
+          <w:bCs w:val="false"/>
+          <w:sz w:val="20"/>
+          <w:szCs w:val="20"/>
+        </w:rPr>
+        <w:t xml:space="preserve">revenue recognition (lumpy, government-payment-cycle driven, Q4-weighted)</w:t>
+      </w:r>
+      <w:r>
+        <w:rPr>
+          <w:color w:val="666666"/>
+          <w:sz w:val="20"/>
+          <w:szCs w:val="20"/>
+        </w:rPr>
+        <w:t xml:space="preserve"> → </w:t>
+      </w:r>
+      <w:r>
+        <w:rPr>
+          <w:b w:val="false"/>
+          <w:bCs w:val="false"/>
+          <w:sz w:val="20"/>
+          <w:szCs w:val="20"/>
+        </w:rPr>
+        <w:t xml:space="preserve">SaaS-like operating leverage on the existing FRS platform</w:t>
+      </w:r>
+      <w:r>
+        <w:rPr>
+          <w:color w:val="666666"/>
+          <w:sz w:val="20"/>
+          <w:szCs w:val="20"/>
+        </w:rPr>
+        <w:t xml:space="preserve"> → </w:t>
+      </w:r>
+      <w:r>
+        <w:rPr>
+          <w:b w:val="false"/>
+          <w:bCs w:val="false"/>
+          <w:sz w:val="20"/>
+          <w:szCs w:val="20"/>
+        </w:rPr>
+        <w:t xml:space="preserve">EBITDA margin ~40%</w:t>
+      </w:r>
+      <w:r>
+        <w:rPr>
+          <w:color w:val="666666"/>
+          <w:sz w:val="20"/>
+          <w:szCs w:val="20"/>
+        </w:rPr>
+        <w:t xml:space="preserve"> → </w:t>
+      </w:r>
+      <w:r>
+        <w:rPr>
+          <w:b w:val="false"/>
+          <w:bCs w:val="false"/>
+          <w:sz w:val="20"/>
+          <w:szCs w:val="20"/>
+        </w:rPr>
+        <w:t xml:space="preserve">PAT</w:t>
+      </w:r>
+      <w:r>
+        <w:rPr>
+          <w:color w:val="666666"/>
+          <w:sz w:val="20"/>
+          <w:szCs w:val="20"/>
+        </w:rPr>
+        <w:t xml:space="preserve"> → </w:t>
+      </w:r>
+      <w:r>
+        <w:rPr>
+          <w:b w:val="false"/>
+          <w:bCs w:val="false"/>
+          <w:sz w:val="20"/>
+          <w:szCs w:val="20"/>
+        </w:rPr>
+        <w:t xml:space="preserve">cash conversion (weak given 146/195-day working-capital cycle)</w:t>
+      </w:r>
+    </w:p>
+    <w:p>
+      <w:pPr>
+        <w:spacing w:after="120"/>
+      </w:pPr>
+      <w:r>
+        <w:rPr>
+          <w:color w:val="666666"/>
+          <w:sz w:val="18"/>
+          <w:szCs w:val="18"/>
+        </w:rPr>
+        <w:t xml:space="preserve">Bottleneck link: government payment/procurement cycle timing — revenue and cash are both back-loaded to Q4 each fiscal year, and working capital (146/195 days) is elevated.</w:t>
+      </w:r>
+    </w:p>
+    <w:p>
+      <w:pPr>
+        <w:spacing w:after="120"/>
+      </w:pPr>
+      <w:r>
+        <w:rPr>
+          <w:color w:val="666666"/>
+          <w:sz w:val="18"/>
+          <w:szCs w:val="18"/>
+        </w:rPr>
+        <w:t xml:space="preserve">Operating leverage: yes — OPM has structurally risen (32%→40%, FY25→FY26) as the SaaS/platform model scales across more government deployments</w:t>
+      </w:r>
+    </w:p>
+    <w:p>
+      <w:pPr>
+        <w:spacing w:after="120"/>
+      </w:pPr>
+      <w:r>
+        <w:rPr>
+          <w:color w:val="666666"/>
+          <w:sz w:val="18"/>
+          <w:szCs w:val="18"/>
+        </w:rPr>
+        <w:t xml:space="preserve">Evidenced: FY25→FY26 revenue/PAT growth (+62%/+67%); 1FC Technology commercial order; new state/UT government project wins (Goa, Lakshadweep, Meghalaya). Still assumed: continued 40%+ margin; working-capital cycle not worsening further; 1FC diversification scaling beyond the first 6-month project.</w:t>
       </w:r>
     </w:p>
     <w:p>
@@ -329,7 +1471,7 @@
           </w:tcPr>
           <w:p>
             <w:r>
-              <w:t xml:space="preserve">2026-09-09</w:t>
+              <w:t xml:space="preserve">2026-09-18</w:t>
             </w:r>
           </w:p>
         </w:tc>
@@ -356,7 +1498,7 @@
           </w:tcPr>
           <w:p>
             <w:r>
-              <w:t xml:space="preserve">Rs 99.6 · 67.8x P/E</w:t>
+              <w:t xml:space="preserve">Rs 90.4 · 61.4x P/E</w:t>
             </w:r>
           </w:p>
         </w:tc>
@@ -410,7 +1552,7 @@
           </w:tcPr>
           <w:p>
             <w:r>
-              <w:t xml:space="preserve">~68x trailing P/E; against a ~30x exit multiple for a niche government-SaaS name, roughly 50%+ EPS CAGR FY26-28 is needed for today's price to be fair -- the market is pricing sustained hypergrowth off a small (~Rs 52 Cr revenue) base</w:t>
+              <w:t xml:space="preserve">~61x trailing P/E; against a ~26-30x exit multiple for a niche government-SaaS name diversifying into fintech, roughly 45-50%+ EPS CAGR FY26-28 is needed for today's price to be fair</w:t>
             </w:r>
           </w:p>
         </w:tc>
@@ -437,7 +1579,7 @@
           </w:tcPr>
           <w:p>
             <w:r>
-              <w:t xml:space="preserve">revenue growth likely stays high off the low base as government FRS rollouts continue, but PAT visibility is low with no concall or guidance and near-total single-buyer (government) concentration</w:t>
+              <w:t xml:space="preserve">revenue growth likely stays strong (government project expansion to 9 states/UTs including Goa/Lakshadweep/Meghalaya, plus the new 1FC fintech vertical) but will stay lumpy quarter-to-quarter — Q1 is seasonally weak (Rs8.20cr, down ~53% sequentially from Q4 FY26's Rs17.62cr) and Q4 seasonally strong, tied to government payment cycles; ROCE has already improved to ~20%</w:t>
             </w:r>
           </w:p>
         </w:tc>
@@ -464,7 +1606,7 @@
           </w:tcPr>
           <w:p>
             <w:r>
-              <w:t xml:space="preserve">unquantified; depends on government procurement pace, contract renewals and dilution from the recent equity raise</w:t>
+              <w:t xml:space="preserve">depends on the 1FC/fintech vertical scaling beyond its initial 6-month pilot and continued government project wins; working-capital cycle (146/195 days) is the key swing factor for whether PAT growth converts to cash, and only ~2 years of real operating history makes a multi-year extrapolation genuinely uncertain</w:t>
             </w:r>
           </w:p>
         </w:tc>
@@ -491,7 +1633,7 @@
           </w:tcPr>
           <w:p>
             <w:r>
-              <w:t xml:space="preserve">priced-in</w:t>
+              <w:t xml:space="preserve">partially-priced</w:t>
             </w:r>
           </w:p>
         </w:tc>
@@ -572,7 +1714,7 @@
           </w:tcPr>
           <w:p>
             <w:r>
-              <w:t xml:space="preserve">P/E ~68x already embeds multi-year hypergrowth continuing; with no independent guidance and near-total government-customer concentration, our path cannot be shown to exceed the implied one</w:t>
+              <w:t xml:space="preserve">the government-FRS growth story is largely in the ~61x multiple already, but the Aug 2026 1FC fintech diversification and the multi-state government expansion are recent enough that they may not be fully reflected; our own FY27/28 case sits between the base and bull scenarios below, closer to base</w:t>
             </w:r>
           </w:p>
         </w:tc>
@@ -599,7 +1741,7 @@
           </w:tcPr>
           <w:p>
             <w:r>
-              <w:t xml:space="preserve">weak</w:t>
+              <w:t xml:space="preserve">strong</w:t>
             </w:r>
           </w:p>
         </w:tc>
@@ -622,6 +1764,35 @@
     </w:p>
     <w:p>
       <w:pPr>
+        <w:spacing w:after="120" w:before="120"/>
+      </w:pPr>
+      <w:r>
+        <w:rPr>
+          <w:b/>
+          <w:bCs/>
+          <w:sz w:val="20"/>
+          <w:szCs w:val="20"/>
+        </w:rPr>
+        <w:t xml:space="preserve">Catalyst: </w:t>
+      </w:r>
+      <w:r>
+        <w:rPr>
+          <w:sz w:val="20"/>
+          <w:szCs w:val="20"/>
+        </w:rPr>
+        <w:t xml:space="preserve">1FC Technology project delivery/renewal signal (6-month project from Aug 2026) plus Q2/Q3 FY27 results showing whether the government project pipeline (Goa/Lakshadweep/Meghalaya wins) converts to revenue beyond the seasonal Q1 trough</w:t>
+      </w:r>
+      <w:r>
+        <w:rPr>
+          <w:color w:val="666666"/>
+          <w:sz w:val="18"/>
+          <w:szCs w:val="18"/>
+        </w:rPr>
+        <w:t xml:space="preserve"> (window ~6M from 2026-09-18; dated; evidence med; pending)</w:t>
+      </w:r>
+    </w:p>
+    <w:p>
+      <w:pPr>
         <w:pStyle w:val="Heading1"/>
         <w:spacing w:after="120" w:before="280"/>
       </w:pPr>
@@ -655,7 +1826,7 @@
           <w:sz w:val="20"/>
           <w:szCs w:val="20"/>
         </w:rPr>
-        <w:t xml:space="preserve">Quality metrics (ROCE · debt · FCF · margin · capex):</w:t>
+        <w:t xml:space="preserve">Value chain &amp; supply side:</w:t>
       </w:r>
     </w:p>
     <w:tbl>
@@ -686,6 +1857,291 @@
                 <w:b/>
                 <w:bCs/>
               </w:rPr>
+              <w:t xml:space="preserve">Theme</w:t>
+            </w:r>
+          </w:p>
+        </w:tc>
+        <w:tc>
+          <w:tcPr>
+            <w:tcW w:type="dxa" w:w="5800"/>
+          </w:tcPr>
+          <w:p>
+            <w:r>
+              <w:t xml:space="preserve">Indian e-governance / digital-identity SaaS, diversifying into BFSI fintech/wealthtech AI</w:t>
+            </w:r>
+          </w:p>
+        </w:tc>
+      </w:tr>
+      <w:tr>
+        <w:tc>
+          <w:tcPr>
+            <w:tcW w:type="dxa" w:w="3200"/>
+            <w:shd w:fill="F2F2F2" w:val="clear"/>
+          </w:tcPr>
+          <w:p>
+            <w:r>
+              <w:rPr>
+                <w:b/>
+                <w:bCs/>
+              </w:rPr>
+              <w:t xml:space="preserve">This company's position</w:t>
+            </w:r>
+          </w:p>
+        </w:tc>
+        <w:tc>
+          <w:tcPr>
+            <w:tcW w:type="dxa" w:w="5800"/>
+          </w:tcPr>
+          <w:p>
+            <w:r>
+              <w:t xml:space="preserve">AI-based Facial Recognition System (FRS) SaaS provider embedded across 300+ Indian government departments (9 states/UTs), now also entering FinTech/WealthTech/InsurTech via the 1FC Technology partnership</w:t>
+            </w:r>
+          </w:p>
+        </w:tc>
+      </w:tr>
+      <w:tr>
+        <w:tc>
+          <w:tcPr>
+            <w:tcW w:type="dxa" w:w="3200"/>
+            <w:shd w:fill="F2F2F2" w:val="clear"/>
+          </w:tcPr>
+          <w:p>
+            <w:r>
+              <w:rPr>
+                <w:b/>
+                <w:bCs/>
+              </w:rPr>
+              <w:t xml:space="preserve">Bottleneck node (pricing power)</w:t>
+            </w:r>
+          </w:p>
+        </w:tc>
+        <w:tc>
+          <w:tcPr>
+            <w:tcW w:type="dxa" w:w="5800"/>
+          </w:tcPr>
+          <w:p>
+            <w:r>
+              <w:t xml:space="preserve">government procurement cycles and near-total single-buyer (government) concentration; project-based, lumpy revenue recognition tied to government year-end billing</w:t>
+            </w:r>
+          </w:p>
+        </w:tc>
+      </w:tr>
+      <w:tr>
+        <w:tc>
+          <w:tcPr>
+            <w:tcW w:type="dxa" w:w="3200"/>
+            <w:shd w:fill="F2F2F2" w:val="clear"/>
+          </w:tcPr>
+          <w:p>
+            <w:r>
+              <w:rPr>
+                <w:b/>
+                <w:bCs/>
+              </w:rPr>
+              <w:t xml:space="preserve">Supply-side status</w:t>
+            </w:r>
+          </w:p>
+        </w:tc>
+        <w:tc>
+          <w:tcPr>
+            <w:tcW w:type="dxa" w:w="5800"/>
+          </w:tcPr>
+          <w:p>
+            <w:r>
+              <w:t xml:space="preserve">unclear</w:t>
+            </w:r>
+          </w:p>
+        </w:tc>
+      </w:tr>
+      <w:tr>
+        <w:tc>
+          <w:tcPr>
+            <w:tcW w:type="dxa" w:w="3200"/>
+            <w:shd w:fill="F2F2F2" w:val="clear"/>
+          </w:tcPr>
+          <w:p>
+            <w:r>
+              <w:rPr>
+                <w:b/>
+                <w:bCs/>
+              </w:rPr>
+              <w:t xml:space="preserve">Adjacent-node peers</w:t>
+            </w:r>
+          </w:p>
+        </w:tc>
+        <w:tc>
+          <w:tcPr>
+            <w:tcW w:type="dxa" w:w="5800"/>
+          </w:tcPr>
+          <w:p>
+            <w:r>
+              <w:t xml:space="preserve">Newgen Software, Nucleus Software, Aurionpro Solutions</w:t>
+            </w:r>
+          </w:p>
+        </w:tc>
+      </w:tr>
+    </w:tbl>
+    <w:p>
+      <w:pPr>
+        <w:spacing w:after="120"/>
+      </w:pPr>
+      <w:r>
+        <w:rPr>
+          <w:color w:val="666666"/>
+          <w:sz w:val="18"/>
+          <w:szCs w:val="18"/>
+        </w:rPr>
+        <w:t xml:space="preserve">RNIT's specific government-FRS niche has few exact direct listed peers; named peers are broader Indian govtech/BFSI-software comparables, not identical competitors.</w:t>
+      </w:r>
+    </w:p>
+    <w:p>
+      <w:pPr>
+        <w:spacing w:after="60" w:before="120"/>
+      </w:pPr>
+      <w:r>
+        <w:rPr>
+          <w:b/>
+          <w:bCs/>
+          <w:sz w:val="20"/>
+          <w:szCs w:val="20"/>
+        </w:rPr>
+        <w:t xml:space="preserve">Earnings quality: </w:t>
+      </w:r>
+      <w:r>
+        <w:rPr>
+          <w:sz w:val="20"/>
+          <w:szCs w:val="20"/>
+        </w:rPr>
+        <w:t xml:space="preserve">margin driver mixed</w:t>
+      </w:r>
+      <w:r>
+        <w:rPr>
+          <w:b/>
+          <w:bCs/>
+          <w:color w:val="A32020"/>
+          <w:sz w:val="20"/>
+          <w:szCs w:val="20"/>
+        </w:rPr>
+        <w:t xml:space="preserve">  — PEAK-MARGIN RISK: do not capitalise current margins</w:t>
+      </w:r>
+    </w:p>
+    <w:p>
+      <w:pPr>
+        <w:spacing w:after="120"/>
+      </w:pPr>
+      <w:r>
+        <w:rPr>
+          <w:color w:val="666666"/>
+          <w:sz w:val="18"/>
+          <w:szCs w:val="18"/>
+        </w:rPr>
+        <w:t xml:space="preserve">Drivers: OPM structurally rose 32% (FY25) → 40% (FY26) as the SaaS/platform model scaled across more government deployments; Quarterly revenue and margin are lumpy/seasonal — Q4 (government year-end) consistently the strongest quarter, Q1 consistently the weakest (e.g. Mar26 Rs17.62cr vs Jun26 Rs8.20cr).</w:t>
+      </w:r>
+    </w:p>
+    <w:p>
+      <w:pPr>
+        <w:spacing w:after="120"/>
+      </w:pPr>
+      <w:r>
+        <w:rPr>
+          <w:color w:val="666666"/>
+          <w:sz w:val="18"/>
+          <w:szCs w:val="18"/>
+        </w:rPr>
+        <w:t xml:space="preserve">40% OPM (FY26) may partly reflect the Q4-heavy, government-payment-cycle revenue mix rather than a stable through-cycle level; Q1 FY27 net margin (~15.5%) came in well below the FY26 average.</w:t>
+      </w:r>
+    </w:p>
+    <w:p>
+      <w:pPr>
+        <w:spacing w:after="60" w:before="120"/>
+      </w:pPr>
+      <w:r>
+        <w:rPr>
+          <w:b/>
+          <w:bCs/>
+          <w:sz w:val="20"/>
+          <w:szCs w:val="20"/>
+        </w:rPr>
+        <w:t xml:space="preserve">Growth trajectory: </w:t>
+      </w:r>
+      <w:r>
+        <w:rPr>
+          <w:b w:val="false"/>
+          <w:bCs w:val="false"/>
+          <w:sz w:val="20"/>
+          <w:szCs w:val="20"/>
+        </w:rPr>
+        <w:t xml:space="preserve">YoY growth rate is lumpy</w:t>
+      </w:r>
+    </w:p>
+    <w:p>
+      <w:pPr>
+        <w:spacing w:after="120"/>
+      </w:pPr>
+      <w:r>
+        <w:rPr>
+          <w:color w:val="666666"/>
+          <w:sz w:val="18"/>
+          <w:szCs w:val="18"/>
+        </w:rPr>
+        <w:t xml:space="preserve">Revenue by quarter, oldest→newest: Sep24 Rs7.14cr, Dec24 Rs8.08cr, Mar25 Rs12.42cr, Jun25 Rs6.25cr, Sep25 Rs13.72cr, Dec25 Rs13.91cr, Mar26 Rs17.62cr, Jun26 (Q1 FY27) Rs8.20cr. A clear seasonal pattern (Q4 peak, Q1 trough, tied to government payment cycles) with YoY growth positive in every comparable quarter (Q1 +31%, Q4 +42%).</w:t>
+      </w:r>
+    </w:p>
+    <w:p>
+      <w:pPr>
+        <w:spacing w:after="120"/>
+      </w:pPr>
+      <w:r>
+        <w:rPr>
+          <w:color w:val="666666"/>
+          <w:sz w:val="18"/>
+          <w:szCs w:val="18"/>
+        </w:rPr>
+        <w:t xml:space="preserve">Reverse P/E: ~61x trailing P/E needs ~45-50%+ EPS CAGR to look fair against a ~26-30x niche govt-SaaS/fintech exit; YoY growth has stayed strong through the seasonal troughs, which partially supports the multiple, but only ~2 years of real operating history is thin evidence for a multi-year CAGR extrapolation.</w:t>
+      </w:r>
+    </w:p>
+    <w:p>
+      <w:pPr>
+        <w:spacing w:after="120"/>
+      </w:pPr>
+      <w:r>
+        <w:rPr>
+          <w:b/>
+          <w:bCs/>
+          <w:sz w:val="20"/>
+          <w:szCs w:val="20"/>
+        </w:rPr>
+        <w:t xml:space="preserve">Management quality (TVGP's "P"):</w:t>
+      </w:r>
+    </w:p>
+    <w:tbl>
+      <w:tblPr>
+        <w:tblW w:type="dxa" w:w="9000"/>
+        <w:tblBorders>
+          <w:top w:val="single" w:color="auto" w:sz="4"/>
+          <w:left w:val="single" w:color="auto" w:sz="4"/>
+          <w:bottom w:val="single" w:color="auto" w:sz="4"/>
+          <w:right w:val="single" w:color="auto" w:sz="4"/>
+          <w:insideH w:val="single" w:color="auto" w:sz="4"/>
+          <w:insideV w:val="single" w:color="auto" w:sz="4"/>
+        </w:tblBorders>
+      </w:tblPr>
+      <w:tblGrid>
+        <w:gridCol w:w="3200"/>
+        <w:gridCol w:w="5800"/>
+      </w:tblGrid>
+      <w:tr>
+        <w:tc>
+          <w:tcPr>
+            <w:tcW w:type="dxa" w:w="3200"/>
+            <w:shd w:fill="F2F2F2" w:val="clear"/>
+          </w:tcPr>
+          <w:p>
+            <w:r>
+              <w:rPr>
+                <w:b/>
+                <w:bCs/>
+              </w:rPr>
               <w:t xml:space="preserve">Assessment</w:t>
             </w:r>
           </w:p>
@@ -696,6 +2152,199 @@
           </w:tcPr>
           <w:p>
             <w:r>
+              <w:t xml:space="preserve">neutral</w:t>
+            </w:r>
+          </w:p>
+        </w:tc>
+      </w:tr>
+      <w:tr>
+        <w:tc>
+          <w:tcPr>
+            <w:tcW w:type="dxa" w:w="3200"/>
+            <w:shd w:fill="F2F2F2" w:val="clear"/>
+          </w:tcPr>
+          <w:p>
+            <w:r>
+              <w:rPr>
+                <w:b/>
+                <w:bCs/>
+              </w:rPr>
+              <w:t xml:space="preserve">Capital allocation</w:t>
+            </w:r>
+          </w:p>
+        </w:tc>
+        <w:tc>
+          <w:tcPr>
+            <w:tcW w:type="dxa" w:w="5800"/>
+          </w:tcPr>
+          <w:p>
+            <w:r>
+              <w:t xml:space="preserve">Two preferential allotments in 5 months (Nov 2025 ~Rs20.83cr, Mar 2026 ~Rs26.33cr) toward a targeted Rs50cr raise, funding government-project and fintech-vertical expansion; too early (post-NCLT-resolution business, ~2 years of real operations) to judge incremental ROCE on this specific new capital (unclear)</w:t>
+            </w:r>
+          </w:p>
+        </w:tc>
+      </w:tr>
+      <w:tr>
+        <w:tc>
+          <w:tcPr>
+            <w:tcW w:type="dxa" w:w="3200"/>
+            <w:shd w:fill="F2F2F2" w:val="clear"/>
+          </w:tcPr>
+          <w:p>
+            <w:r>
+              <w:rPr>
+                <w:b/>
+                <w:bCs/>
+              </w:rPr>
+              <w:t xml:space="preserve">Related-party trend</w:t>
+            </w:r>
+          </w:p>
+        </w:tc>
+        <w:tc>
+          <w:tcPr>
+            <w:tcW w:type="dxa" w:w="5800"/>
+          </w:tcPr>
+          <w:p>
+            <w:r>
+              <w:t xml:space="preserve">unclear</w:t>
+            </w:r>
+          </w:p>
+        </w:tc>
+      </w:tr>
+      <w:tr>
+        <w:tc>
+          <w:tcPr>
+            <w:tcW w:type="dxa" w:w="3200"/>
+            <w:shd w:fill="F2F2F2" w:val="clear"/>
+          </w:tcPr>
+          <w:p>
+            <w:r>
+              <w:rPr>
+                <w:b/>
+                <w:bCs/>
+              </w:rPr>
+              <w:t xml:space="preserve">Guidance credibility</w:t>
+            </w:r>
+          </w:p>
+        </w:tc>
+        <w:tc>
+          <w:tcPr>
+            <w:tcW w:type="dxa" w:w="5800"/>
+          </w:tcPr>
+          <w:p>
+            <w:r>
+              <w:t xml:space="preserve">no-track-record</w:t>
+            </w:r>
+          </w:p>
+        </w:tc>
+      </w:tr>
+      <w:tr>
+        <w:tc>
+          <w:tcPr>
+            <w:tcW w:type="dxa" w:w="3200"/>
+            <w:shd w:fill="F2F2F2" w:val="clear"/>
+          </w:tcPr>
+          <w:p>
+            <w:r>
+              <w:rPr>
+                <w:b/>
+                <w:bCs/>
+              </w:rPr>
+              <w:t xml:space="preserve">Shareholder returns</w:t>
+            </w:r>
+          </w:p>
+        </w:tc>
+        <w:tc>
+          <w:tcPr>
+            <w:tcW w:type="dxa" w:w="5800"/>
+          </w:tcPr>
+          <w:p>
+            <w:r>
+              <w:t xml:space="preserve">none</w:t>
+            </w:r>
+          </w:p>
+        </w:tc>
+      </w:tr>
+      <w:tr>
+        <w:tc>
+          <w:tcPr>
+            <w:tcW w:type="dxa" w:w="3200"/>
+            <w:shd w:fill="F2F2F2" w:val="clear"/>
+          </w:tcPr>
+          <w:p>
+            <w:r>
+              <w:rPr>
+                <w:b/>
+                <w:bCs/>
+              </w:rPr>
+              <w:t xml:space="preserve">Capability ladder / VAP</w:t>
+            </w:r>
+          </w:p>
+        </w:tc>
+        <w:tc>
+          <w:tcPr>
+            <w:tcW w:type="dxa" w:w="5800"/>
+          </w:tcPr>
+          <w:p>
+            <w:r>
+              <w:t xml:space="preserve">Explicit move up the value curve: government FRS SaaS → diversification into FinTech/WealthTech/InsurTech via the 1FC Technology Master Development Agreement (RNIT's 'NIA' AI assistant embedded in a client platform; RNIT retains IP).</w:t>
+            </w:r>
+          </w:p>
+        </w:tc>
+      </w:tr>
+    </w:tbl>
+    <w:p>
+      <w:pPr>
+        <w:spacing w:after="120"/>
+      </w:pPr>
+      <w:r>
+        <w:rPr>
+          <w:b/>
+          <w:bCs/>
+          <w:sz w:val="20"/>
+          <w:szCs w:val="20"/>
+        </w:rPr>
+        <w:t xml:space="preserve">Quality metrics (ROCE · debt · FCF · margin · capex):</w:t>
+      </w:r>
+    </w:p>
+    <w:tbl>
+      <w:tblPr>
+        <w:tblW w:type="dxa" w:w="9000"/>
+        <w:tblBorders>
+          <w:top w:val="single" w:color="auto" w:sz="4"/>
+          <w:left w:val="single" w:color="auto" w:sz="4"/>
+          <w:bottom w:val="single" w:color="auto" w:sz="4"/>
+          <w:right w:val="single" w:color="auto" w:sz="4"/>
+          <w:insideH w:val="single" w:color="auto" w:sz="4"/>
+          <w:insideV w:val="single" w:color="auto" w:sz="4"/>
+        </w:tblBorders>
+      </w:tblPr>
+      <w:tblGrid>
+        <w:gridCol w:w="3200"/>
+        <w:gridCol w:w="5800"/>
+      </w:tblGrid>
+      <w:tr>
+        <w:tc>
+          <w:tcPr>
+            <w:tcW w:type="dxa" w:w="3200"/>
+            <w:shd w:fill="F2F2F2" w:val="clear"/>
+          </w:tcPr>
+          <w:p>
+            <w:r>
+              <w:rPr>
+                <w:b/>
+                <w:bCs/>
+              </w:rPr>
+              <w:t xml:space="preserve">Assessment</w:t>
+            </w:r>
+          </w:p>
+        </w:tc>
+        <w:tc>
+          <w:tcPr>
+            <w:tcW w:type="dxa" w:w="5800"/>
+          </w:tcPr>
+          <w:p>
+            <w:r>
               <w:t xml:space="preserve">concern</w:t>
             </w:r>
           </w:p>
@@ -723,7 +2372,7 @@
           </w:tcPr>
           <w:p>
             <w:r>
-              <w:t xml:space="preserve">12.2% (unclear)</w:t>
+              <w:t xml:space="preserve">20.2% (improving)</w:t>
             </w:r>
           </w:p>
         </w:tc>
@@ -750,6 +2399,33 @@
           </w:tcPr>
           <w:p>
             <w:r>
+              <w:t xml:space="preserve">Net debt/EBITDA 0.6x</w:t>
+            </w:r>
+          </w:p>
+        </w:tc>
+      </w:tr>
+      <w:tr>
+        <w:tc>
+          <w:tcPr>
+            <w:tcW w:type="dxa" w:w="3200"/>
+            <w:shd w:fill="F2F2F2" w:val="clear"/>
+          </w:tcPr>
+          <w:p>
+            <w:r>
+              <w:rPr>
+                <w:b/>
+                <w:bCs/>
+              </w:rPr>
+              <w:t xml:space="preserve">FCF conversion</w:t>
+            </w:r>
+          </w:p>
+        </w:tc>
+        <w:tc>
+          <w:tcPr>
+            <w:tcW w:type="dxa" w:w="5800"/>
+          </w:tcPr>
+          <w:p>
+            <w:r>
               <w:t xml:space="preserve">—</w:t>
             </w:r>
           </w:p>
@@ -767,33 +2443,6 @@
                 <w:b/>
                 <w:bCs/>
               </w:rPr>
-              <w:t xml:space="preserve">FCF conversion</w:t>
-            </w:r>
-          </w:p>
-        </w:tc>
-        <w:tc>
-          <w:tcPr>
-            <w:tcW w:type="dxa" w:w="5800"/>
-          </w:tcPr>
-          <w:p>
-            <w:r>
-              <w:t xml:space="preserve">—</w:t>
-            </w:r>
-          </w:p>
-        </w:tc>
-      </w:tr>
-      <w:tr>
-        <w:tc>
-          <w:tcPr>
-            <w:tcW w:type="dxa" w:w="3200"/>
-            <w:shd w:fill="F2F2F2" w:val="clear"/>
-          </w:tcPr>
-          <w:p>
-            <w:r>
-              <w:rPr>
-                <w:b/>
-                <w:bCs/>
-              </w:rPr>
               <w:t xml:space="preserve">Margin trend</w:t>
             </w:r>
           </w:p>
@@ -804,7 +2453,7 @@
           </w:tcPr>
           <w:p>
             <w:r>
-              <w:t xml:space="preserve">unclear</w:t>
+              <w:t xml:space="preserve">expanding</w:t>
             </w:r>
           </w:p>
         </w:tc>
@@ -843,15 +2492,558 @@
         <w:spacing w:after="120" w:before="280"/>
       </w:pPr>
       <w:r>
-        <w:t xml:space="preserve">Technical Read (Weekly / Monthly MACD + Bollinger Bands, or RSI/CCI/Williams %R proxy)</w:t>
-      </w:r>
-    </w:p>
-    <w:p>
-      <w:pPr>
-        <w:spacing w:after="120"/>
-      </w:pPr>
-      <w:r>
-        <w:t xml:space="preserve">Not independently pulled. 52-week range Rs 37-78.9 indicates the stock has roughly doubled off its low.</w:t>
+        <w:t xml:space="preserve">Fundamentals-Gap Checks (shareholding · working capital · sector KPIs · scenario analysis)</w:t>
+      </w:r>
+    </w:p>
+    <w:p>
+      <w:pPr>
+        <w:spacing w:after="120"/>
+      </w:pPr>
+      <w:r>
+        <w:rPr>
+          <w:i/>
+          <w:iCs/>
+          <w:color w:val="666666"/>
+          <w:sz w:val="18"/>
+          <w:szCs w:val="18"/>
+        </w:rPr>
+        <w:t xml:space="preserve">Extra fundamentals extracted from the same filings — informational only, not yet consumed by any scoring script.</w:t>
+      </w:r>
+    </w:p>
+    <w:p>
+      <w:pPr>
+        <w:spacing w:after="120"/>
+      </w:pPr>
+      <w:r>
+        <w:rPr>
+          <w:b/>
+          <w:bCs/>
+          <w:sz w:val="20"/>
+          <w:szCs w:val="20"/>
+        </w:rPr>
+        <w:t xml:space="preserve">Shareholding pattern:</w:t>
+      </w:r>
+    </w:p>
+    <w:tbl>
+      <w:tblPr>
+        <w:tblW w:type="dxa" w:w="9000"/>
+        <w:tblBorders>
+          <w:top w:val="single" w:color="auto" w:sz="4"/>
+          <w:left w:val="single" w:color="auto" w:sz="4"/>
+          <w:bottom w:val="single" w:color="auto" w:sz="4"/>
+          <w:right w:val="single" w:color="auto" w:sz="4"/>
+          <w:insideH w:val="single" w:color="auto" w:sz="4"/>
+          <w:insideV w:val="single" w:color="auto" w:sz="4"/>
+        </w:tblBorders>
+      </w:tblPr>
+      <w:tblGrid>
+        <w:gridCol w:w="3200"/>
+        <w:gridCol w:w="5800"/>
+      </w:tblGrid>
+      <w:tr>
+        <w:tc>
+          <w:tcPr>
+            <w:tcW w:type="dxa" w:w="3200"/>
+            <w:shd w:fill="F2F2F2" w:val="clear"/>
+          </w:tcPr>
+          <w:p>
+            <w:r>
+              <w:rPr>
+                <w:b/>
+                <w:bCs/>
+              </w:rPr>
+              <w:t xml:space="preserve">Promoter %</w:t>
+            </w:r>
+          </w:p>
+        </w:tc>
+        <w:tc>
+          <w:tcPr>
+            <w:tcW w:type="dxa" w:w="5800"/>
+          </w:tcPr>
+          <w:p>
+            <w:r>
+              <w:t xml:space="preserve">67.42% (falling)</w:t>
+            </w:r>
+          </w:p>
+        </w:tc>
+      </w:tr>
+      <w:tr>
+        <w:tc>
+          <w:tcPr>
+            <w:tcW w:type="dxa" w:w="3200"/>
+            <w:shd w:fill="F2F2F2" w:val="clear"/>
+          </w:tcPr>
+          <w:p>
+            <w:r>
+              <w:rPr>
+                <w:b/>
+                <w:bCs/>
+              </w:rPr>
+              <w:t xml:space="preserve">Pledge %</w:t>
+            </w:r>
+          </w:p>
+        </w:tc>
+        <w:tc>
+          <w:tcPr>
+            <w:tcW w:type="dxa" w:w="5800"/>
+          </w:tcPr>
+          <w:p>
+            <w:r>
+              <w:t xml:space="preserve">—</w:t>
+            </w:r>
+          </w:p>
+        </w:tc>
+      </w:tr>
+      <w:tr>
+        <w:tc>
+          <w:tcPr>
+            <w:tcW w:type="dxa" w:w="3200"/>
+            <w:shd w:fill="F2F2F2" w:val="clear"/>
+          </w:tcPr>
+          <w:p>
+            <w:r>
+              <w:rPr>
+                <w:b/>
+                <w:bCs/>
+              </w:rPr>
+              <w:t xml:space="preserve">FII/DII %</w:t>
+            </w:r>
+          </w:p>
+        </w:tc>
+        <w:tc>
+          <w:tcPr>
+            <w:tcW w:type="dxa" w:w="5800"/>
+          </w:tcPr>
+          <w:p>
+            <w:r>
+              <w:t xml:space="preserve">—</w:t>
+            </w:r>
+          </w:p>
+        </w:tc>
+      </w:tr>
+      <w:tr>
+        <w:tc>
+          <w:tcPr>
+            <w:tcW w:type="dxa" w:w="3200"/>
+            <w:shd w:fill="F2F2F2" w:val="clear"/>
+          </w:tcPr>
+          <w:p>
+            <w:r>
+              <w:rPr>
+                <w:b/>
+                <w:bCs/>
+              </w:rPr>
+              <w:t xml:space="preserve">Quarters checked</w:t>
+            </w:r>
+          </w:p>
+        </w:tc>
+        <w:tc>
+          <w:tcPr>
+            <w:tcW w:type="dxa" w:w="5800"/>
+          </w:tcPr>
+          <w:p>
+            <w:r>
+              <w:t xml:space="preserve">Jun2024, Sep2025, Mar2026</w:t>
+            </w:r>
+          </w:p>
+        </w:tc>
+      </w:tr>
+    </w:tbl>
+    <w:p>
+      <w:pPr>
+        <w:spacing w:after="120"/>
+      </w:pPr>
+      <w:r>
+        <w:rPr>
+          <w:color w:val="666666"/>
+          <w:sz w:val="18"/>
+          <w:szCs w:val="18"/>
+        </w:rPr>
+        <w:t xml:space="preserve">Promoter holding jumped from 52.28% (Jun2024, pre-NCLT-resolution capital structure) to 73.74% (Sep2025, post-resolution new promoter/investor group) then eased to 67.42% (Mar2026) as two preferential allotments (~Rs47cr total) diluted the base — the pattern reads as capital-raise dilution, not confirmed open-market promoter selling. Pledge status was not independently verified this pass, so concurrent_red_flag is left false rather than asserted; a future pass should confirm pledge directly. Only 3 non-consecutive quarters of shareholding data were sourced, not a clean 4-quarter run.</w:t>
+      </w:r>
+    </w:p>
+    <w:p>
+      <w:pPr>
+        <w:spacing w:after="120"/>
+      </w:pPr>
+      <w:r>
+        <w:rPr>
+          <w:b/>
+          <w:bCs/>
+          <w:sz w:val="20"/>
+          <w:szCs w:val="20"/>
+        </w:rPr>
+        <w:t xml:space="preserve">Working capital:</w:t>
+      </w:r>
+    </w:p>
+    <w:tbl>
+      <w:tblPr>
+        <w:tblW w:type="dxa" w:w="9000"/>
+        <w:tblBorders>
+          <w:top w:val="single" w:color="auto" w:sz="4"/>
+          <w:left w:val="single" w:color="auto" w:sz="4"/>
+          <w:bottom w:val="single" w:color="auto" w:sz="4"/>
+          <w:right w:val="single" w:color="auto" w:sz="4"/>
+          <w:insideH w:val="single" w:color="auto" w:sz="4"/>
+          <w:insideV w:val="single" w:color="auto" w:sz="4"/>
+        </w:tblBorders>
+      </w:tblPr>
+      <w:tblGrid>
+        <w:gridCol w:w="3200"/>
+        <w:gridCol w:w="5800"/>
+      </w:tblGrid>
+      <w:tr>
+        <w:tc>
+          <w:tcPr>
+            <w:tcW w:type="dxa" w:w="3200"/>
+            <w:shd w:fill="F2F2F2" w:val="clear"/>
+          </w:tcPr>
+          <w:p>
+            <w:r>
+              <w:rPr>
+                <w:b/>
+                <w:bCs/>
+              </w:rPr>
+              <w:t xml:space="preserve">Inventory days</w:t>
+            </w:r>
+          </w:p>
+        </w:tc>
+        <w:tc>
+          <w:tcPr>
+            <w:tcW w:type="dxa" w:w="5800"/>
+          </w:tcPr>
+          <w:p>
+            <w:r>
+              <w:t xml:space="preserve">—</w:t>
+            </w:r>
+          </w:p>
+        </w:tc>
+      </w:tr>
+      <w:tr>
+        <w:tc>
+          <w:tcPr>
+            <w:tcW w:type="dxa" w:w="3200"/>
+            <w:shd w:fill="F2F2F2" w:val="clear"/>
+          </w:tcPr>
+          <w:p>
+            <w:r>
+              <w:rPr>
+                <w:b/>
+                <w:bCs/>
+              </w:rPr>
+              <w:t xml:space="preserve">Receivable days</w:t>
+            </w:r>
+          </w:p>
+        </w:tc>
+        <w:tc>
+          <w:tcPr>
+            <w:tcW w:type="dxa" w:w="5800"/>
+          </w:tcPr>
+          <w:p>
+            <w:r>
+              <w:t xml:space="preserve">146</w:t>
+            </w:r>
+          </w:p>
+        </w:tc>
+      </w:tr>
+      <w:tr>
+        <w:tc>
+          <w:tcPr>
+            <w:tcW w:type="dxa" w:w="3200"/>
+            <w:shd w:fill="F2F2F2" w:val="clear"/>
+          </w:tcPr>
+          <w:p>
+            <w:r>
+              <w:rPr>
+                <w:b/>
+                <w:bCs/>
+              </w:rPr>
+              <w:t xml:space="preserve">Payable days</w:t>
+            </w:r>
+          </w:p>
+        </w:tc>
+        <w:tc>
+          <w:tcPr>
+            <w:tcW w:type="dxa" w:w="5800"/>
+          </w:tcPr>
+          <w:p>
+            <w:r>
+              <w:t xml:space="preserve">—</w:t>
+            </w:r>
+          </w:p>
+        </w:tc>
+      </w:tr>
+      <w:tr>
+        <w:tc>
+          <w:tcPr>
+            <w:tcW w:type="dxa" w:w="3200"/>
+            <w:shd w:fill="F2F2F2" w:val="clear"/>
+          </w:tcPr>
+          <w:p>
+            <w:r>
+              <w:rPr>
+                <w:b/>
+                <w:bCs/>
+              </w:rPr>
+              <w:t xml:space="preserve">Cash conversion cycle</w:t>
+            </w:r>
+          </w:p>
+        </w:tc>
+        <w:tc>
+          <w:tcPr>
+            <w:tcW w:type="dxa" w:w="5800"/>
+          </w:tcPr>
+          <w:p>
+            <w:r>
+              <w:t xml:space="preserve">195</w:t>
+            </w:r>
+          </w:p>
+        </w:tc>
+      </w:tr>
+      <w:tr>
+        <w:tc>
+          <w:tcPr>
+            <w:tcW w:type="dxa" w:w="3200"/>
+            <w:shd w:fill="F2F2F2" w:val="clear"/>
+          </w:tcPr>
+          <w:p>
+            <w:r>
+              <w:rPr>
+                <w:b/>
+                <w:bCs/>
+              </w:rPr>
+              <w:t xml:space="preserve">3y trend</w:t>
+            </w:r>
+          </w:p>
+        </w:tc>
+        <w:tc>
+          <w:tcPr>
+            <w:tcW w:type="dxa" w:w="5800"/>
+          </w:tcPr>
+          <w:p>
+            <w:r>
+              <w:t xml:space="preserve">unclear</w:t>
+            </w:r>
+          </w:p>
+        </w:tc>
+      </w:tr>
+      <w:tr>
+        <w:tc>
+          <w:tcPr>
+            <w:tcW w:type="dxa" w:w="3200"/>
+            <w:shd w:fill="F2F2F2" w:val="clear"/>
+          </w:tcPr>
+          <w:p>
+            <w:r>
+              <w:rPr>
+                <w:b/>
+                <w:bCs/>
+              </w:rPr>
+              <w:t xml:space="preserve">Vs sector</w:t>
+            </w:r>
+          </w:p>
+        </w:tc>
+        <w:tc>
+          <w:tcPr>
+            <w:tcW w:type="dxa" w:w="5800"/>
+          </w:tcPr>
+          <w:p>
+            <w:r>
+              <w:t xml:space="preserve">unclear</w:t>
+            </w:r>
+          </w:p>
+        </w:tc>
+      </w:tr>
+    </w:tbl>
+    <w:p>
+      <w:pPr>
+        <w:spacing w:after="120"/>
+      </w:pPr>
+      <w:r>
+        <w:rPr>
+          <w:color w:val="666666"/>
+          <w:sz w:val="18"/>
+          <w:szCs w:val="18"/>
+        </w:rPr>
+        <w:t xml:space="preserve">Debtor days 146 and working-capital days 195 (FY26) are elevated, consistent with slow government-payment cycles — the likely driver of the recurring Q4-heavy / Q1-trough quarterly revenue pattern. No prior-year comparison or peer working-capital benchmark was sourced this pass, so the 3-year trend and sector-relative position are left unclear rather than guessed.</w:t>
+      </w:r>
+    </w:p>
+    <w:p>
+      <w:pPr>
+        <w:spacing w:after="120"/>
+      </w:pPr>
+      <w:r>
+        <w:rPr>
+          <w:b/>
+          <w:bCs/>
+          <w:sz w:val="20"/>
+          <w:szCs w:val="20"/>
+        </w:rPr>
+        <w:t xml:space="preserve">Sector KPIs:</w:t>
+      </w:r>
+    </w:p>
+    <w:p>
+      <w:pPr>
+        <w:pStyle w:val="ListParagraph"/>
+        <w:numPr>
+          <w:ilvl w:val="0"/>
+          <w:numId w:val="1"/>
+        </w:numPr>
+        <w:spacing w:after="60"/>
+      </w:pPr>
+      <w:r>
+        <w:t xml:space="preserve">Government departments / states-UTs served: 300+ departments, 3bn+ cumulative identity verifications, 9 states/UTs (improving) — 2026 wins added Goa, Lakshadweep and Meghalaya</w:t>
+      </w:r>
+    </w:p>
+    <w:p>
+      <w:pPr>
+        <w:pStyle w:val="ListParagraph"/>
+        <w:numPr>
+          <w:ilvl w:val="0"/>
+          <w:numId w:val="1"/>
+        </w:numPr>
+        <w:spacing w:after="60"/>
+      </w:pPr>
+      <w:r>
+        <w:t xml:space="preserve">Revenue seasonality (Q4 vs Q1): Q4 FY26 Rs17.62cr vs Q1 FY27 Rs8.20cr (-53% sequential, +31% YoY) (unclear) — Recurring pattern each year tied to government year-end billing/payment cycles, not evidence of a genuine slowdown</w:t>
+      </w:r>
+    </w:p>
+    <w:p>
+      <w:pPr>
+        <w:pStyle w:val="ListParagraph"/>
+        <w:numPr>
+          <w:ilvl w:val="0"/>
+          <w:numId w:val="1"/>
+        </w:numPr>
+        <w:spacing w:after="60"/>
+      </w:pPr>
+      <w:r>
+        <w:t xml:space="preserve">Non-government diversification: 1FC Technology FinTech/WealthTech Tier-3 order, Rs5-15cr incl. GST (improving) — First disclosed step to reduce near-total government-customer concentration</w:t>
+      </w:r>
+    </w:p>
+    <w:p>
+      <w:pPr>
+        <w:spacing w:after="120"/>
+      </w:pPr>
+      <w:r>
+        <w:rPr>
+          <w:b/>
+          <w:bCs/>
+          <w:sz w:val="20"/>
+          <w:szCs w:val="20"/>
+        </w:rPr>
+        <w:t xml:space="preserve">Scenario analysis (closest to: base):</w:t>
+      </w:r>
+    </w:p>
+    <w:tbl>
+      <w:tblPr>
+        <w:tblW w:type="dxa" w:w="9000"/>
+        <w:tblBorders>
+          <w:top w:val="single" w:color="auto" w:sz="4"/>
+          <w:left w:val="single" w:color="auto" w:sz="4"/>
+          <w:bottom w:val="single" w:color="auto" w:sz="4"/>
+          <w:right w:val="single" w:color="auto" w:sz="4"/>
+          <w:insideH w:val="single" w:color="auto" w:sz="4"/>
+          <w:insideV w:val="single" w:color="auto" w:sz="4"/>
+        </w:tblBorders>
+      </w:tblPr>
+      <w:tblGrid>
+        <w:gridCol w:w="3200"/>
+        <w:gridCol w:w="5800"/>
+      </w:tblGrid>
+      <w:tr>
+        <w:tc>
+          <w:tcPr>
+            <w:tcW w:type="dxa" w:w="3200"/>
+            <w:shd w:fill="F2F2F2" w:val="clear"/>
+          </w:tcPr>
+          <w:p>
+            <w:r>
+              <w:rPr>
+                <w:b/>
+                <w:bCs/>
+              </w:rPr>
+              <w:t xml:space="preserve">Bull</w:t>
+            </w:r>
+          </w:p>
+        </w:tc>
+        <w:tc>
+          <w:tcPr>
+            <w:tcW w:type="dxa" w:w="5800"/>
+          </w:tcPr>
+          <w:p>
+            <w:r>
+              <w:t xml:space="preserve">rev CAGR 55%, FY28 margin 42%, FY28 EPS 3.8, exit 30x, implied price 114 (+26% vs CMP)</w:t>
+            </w:r>
+          </w:p>
+        </w:tc>
+      </w:tr>
+      <w:tr>
+        <w:tc>
+          <w:tcPr>
+            <w:tcW w:type="dxa" w:w="3200"/>
+            <w:shd w:fill="F2F2F2" w:val="clear"/>
+          </w:tcPr>
+          <w:p>
+            <w:r>
+              <w:rPr>
+                <w:b/>
+                <w:bCs/>
+              </w:rPr>
+              <w:t xml:space="preserve">Base</w:t>
+            </w:r>
+          </w:p>
+        </w:tc>
+        <w:tc>
+          <w:tcPr>
+            <w:tcW w:type="dxa" w:w="5800"/>
+          </w:tcPr>
+          <w:p>
+            <w:r>
+              <w:t xml:space="preserve">rev CAGR 35%, FY28 margin 38%, FY28 EPS 2.9, exit 26x, implied price 75 (-17% vs CMP)</w:t>
+            </w:r>
+          </w:p>
+        </w:tc>
+      </w:tr>
+      <w:tr>
+        <w:tc>
+          <w:tcPr>
+            <w:tcW w:type="dxa" w:w="3200"/>
+            <w:shd w:fill="F2F2F2" w:val="clear"/>
+          </w:tcPr>
+          <w:p>
+            <w:r>
+              <w:rPr>
+                <w:b/>
+                <w:bCs/>
+              </w:rPr>
+              <w:t xml:space="preserve">Bear</w:t>
+            </w:r>
+          </w:p>
+        </w:tc>
+        <w:tc>
+          <w:tcPr>
+            <w:tcW w:type="dxa" w:w="5800"/>
+          </w:tcPr>
+          <w:p>
+            <w:r>
+              <w:t xml:space="preserve">rev CAGR 15%, FY28 margin 32%, FY28 EPS 2.1, exit 20x, implied price 42 (-54% vs CMP)</w:t>
+            </w:r>
+          </w:p>
+        </w:tc>
+      </w:tr>
+    </w:tbl>
+    <w:p>
+      <w:pPr>
+        <w:spacing w:after="120"/>
+      </w:pPr>
+      <w:r>
+        <w:rPr>
+          <w:color w:val="666666"/>
+          <w:sz w:val="18"/>
+          <w:szCs w:val="18"/>
+        </w:rPr>
+        <w:t xml:space="preserve">Base case (~35% revenue CAGR, mild further margin expansion) implies a price modestly below CMP (Rs90.4); bull (~55% CAGR sustaining both the government multi-state expansion and the 1FC fintech diversification) implies meaningful upside. CMP sits between the two, closer to base — consistent with the market_expectation 'partially-priced' read. Bear assumes government-project or fintech-diversification disappointment and a de-rating toward a more typical SaaS-adjacent multiple. All figures are directional estimates anchored to market_expectation, not a modelled forecast — no broker consensus exists for this name.</w:t>
       </w:r>
     </w:p>
     <w:p>
@@ -860,6 +3052,23 @@
         <w:spacing w:after="120" w:before="280"/>
       </w:pPr>
       <w:r>
+        <w:t xml:space="preserve">Technical Read (Weekly / Monthly MACD + Bollinger Bands, or RSI/CCI/Williams %R proxy)</w:t>
+      </w:r>
+    </w:p>
+    <w:p>
+      <w:pPr>
+        <w:spacing w:after="120"/>
+      </w:pPr>
+      <w:r>
+        <w:t xml:space="preserve">Not independently pulled. 52-week range Rs 37-78.9 (legacy); current price Rs90.4 sits above that range following two 2025-26 preferential capital raises.</w:t>
+      </w:r>
+    </w:p>
+    <w:p>
+      <w:pPr>
+        <w:pStyle w:val="Heading1"/>
+        <w:spacing w:after="120" w:before="280"/>
+      </w:pPr>
+      <w:r>
         <w:t xml:space="preserve">ValuePickr Community Signal</w:t>
       </w:r>
     </w:p>
@@ -868,7 +3077,7 @@
         <w:spacing w:after="120"/>
       </w:pPr>
       <w:r>
-        <w:t xml:space="preserve">No dedicated ValuePickr thread found (one rate-limited forum search returned no confident match). Web-only write-up. Old 108-stock project (2026-08-15, frozen) had rated this Tier A: 'one of the strongest verified growth-plus-margin stories,' with growth claims independently confirmed against financials and government-contract concentration flagged as the main risk.</w:t>
+        <w:t xml:space="preserve">No dedicated ValuePickr thread found (one rate-limited forum search returned no confident match, unchanged this pass). Web-only write-up, now cross-checked against screener.in financials and multiple BSE-announcement summaries. Old 108-stock project (2026-08-15, frozen) had rated this Tier A: 'one of the strongest verified growth-plus-margin stories,' with growth claims independently confirmed against financials and government-contract concentration flagged as the main risk — this pass confirms the growth/margin numbers but adds the NCLT-resolution corporate history and capital-raise/promoter-swing pattern as new, material context that Tier A rating did not capture.</w:t>
       </w:r>
     </w:p>
     <w:p>
@@ -906,7 +3115,7 @@
         <w:spacing w:after="120"/>
       </w:pPr>
       <w:r>
-        <w:t xml:space="preserve">Amalgamation/relisting history adds structural complexity worth understanding fully. Recent equity raise = some dilution alongside growth. Not independently verified this pass.</w:t>
+        <w:t xml:space="preserve">Listed entity's legacy name is Autopal Industries Ltd (BSE 517286); confirmed this pass that the company emerged from an NCLT-approved insolvency Resolution Plan, with the RNIT AI facial-recognition SaaS business injected post-resolution (FY24 revenue effectively nil). Two preferential allotments to strategic investors: ~Rs20.83cr (Nov 2025, 47.33L shares @Rs44) and ~Rs26.33cr (Mar 2026, 52.67L shares @Rs50, including Sageone-Flagship Growth QE Fund), together ~Rs47cr of a targeted Rs50cr raise. 28 Aug 2026: Master Development Services Agreement with 1FC Technology for FinTech/WealthTech/InsurTech solutions (Tier-3 order, Rs5-15cr incl. GST, ~6-month project). 2026 government project wins disclosed in Goa, Lakshadweep and Meghalaya, expanding to 9 states/UTs. No auditor resignation, pledge disclosure, or SEBI/fraud order found this pass; not exhaustively verified beyond what web search could source.</w:t>
       </w:r>
     </w:p>
     <w:p>
@@ -928,33 +3137,59 @@
         <w:spacing w:after="60"/>
       </w:pPr>
       <w:r>
-        <w:t xml:space="preserve">Genuine, differentiated niche: largest government-sector FRS SaaS player in India with real scale (3bn+ verifications, 300+ departments)</w:t>
-      </w:r>
-    </w:p>
-    <w:p>
-      <w:pPr>
-        <w:pStyle w:val="ListParagraph"/>
-        <w:numPr>
-          <w:ilvl w:val="0"/>
-          <w:numId w:val="1"/>
-        </w:numPr>
-        <w:spacing w:after="60"/>
-      </w:pPr>
-      <w:r>
-        <w:t xml:space="preserve">Explosive top-line growth with positive ROE/ROCE, i.e. growth is currently profitable, not cash-burning</w:t>
-      </w:r>
-    </w:p>
-    <w:p>
-      <w:pPr>
-        <w:pStyle w:val="ListParagraph"/>
-        <w:numPr>
-          <w:ilvl w:val="0"/>
-          <w:numId w:val="1"/>
-        </w:numPr>
-        <w:spacing w:after="60"/>
-      </w:pPr>
-      <w:r>
-        <w:t xml:space="preserve">Microcap (~Rs 741 Cr) leaves real headroom if the government-digitisation tailwind persists</w:t>
+        <w:t xml:space="preserve">Genuine, differentiated niche: largest government-sector FRS SaaS player in India with real scale (3bn+ verifications, 300+ departments, now 9 states/UTs)</w:t>
+      </w:r>
+    </w:p>
+    <w:p>
+      <w:pPr>
+        <w:pStyle w:val="ListParagraph"/>
+        <w:numPr>
+          <w:ilvl w:val="0"/>
+          <w:numId w:val="1"/>
+        </w:numPr>
+        <w:spacing w:after="60"/>
+      </w:pPr>
+      <w:r>
+        <w:t xml:space="preserve">Real, improving fundamentals: ROCE rose to ~20.2% (from ~12.2%), OPM structurally expanded 32%→40% (FY25→FY26), revenue/PAT growth (+62%/+67% FY26) is broad-based, not a one-off</w:t>
+      </w:r>
+    </w:p>
+    <w:p>
+      <w:pPr>
+        <w:pStyle w:val="ListParagraph"/>
+        <w:numPr>
+          <w:ilvl w:val="0"/>
+          <w:numId w:val="1"/>
+        </w:numPr>
+        <w:spacing w:after="60"/>
+      </w:pPr>
+      <w:r>
+        <w:t xml:space="preserve">New diversification: Aug 2026 Master Development Agreement with 1FC Technology is a first, evidenced step into FinTech/WealthTech/InsurTech — a partial mitigant to government-customer concentration</w:t>
+      </w:r>
+    </w:p>
+    <w:p>
+      <w:pPr>
+        <w:pStyle w:val="ListParagraph"/>
+        <w:numPr>
+          <w:ilvl w:val="0"/>
+          <w:numId w:val="1"/>
+        </w:numPr>
+        <w:spacing w:after="60"/>
+      </w:pPr>
+      <w:r>
+        <w:t xml:space="preserve">Low leverage on a corrected reading of the balance sheet (~0.13x Debt/Equity, not the ~5.0x previously carried)</w:t>
+      </w:r>
+    </w:p>
+    <w:p>
+      <w:pPr>
+        <w:pStyle w:val="ListParagraph"/>
+        <w:numPr>
+          <w:ilvl w:val="0"/>
+          <w:numId w:val="1"/>
+        </w:numPr>
+        <w:spacing w:after="60"/>
+      </w:pPr>
+      <w:r>
+        <w:t xml:space="preserve">Microcap (~Rs 766 Cr) leaves real headroom if the government-digitisation tailwind and the new fintech vertical both continue</w:t>
       </w:r>
     </w:p>
     <w:p>
@@ -976,46 +3211,59 @@
         <w:spacing w:after="60"/>
       </w:pPr>
       <w:r>
-        <w:t xml:space="preserve">Implied P/E ~55-60x already prices in continued hypergrowth, leaving little margin for a growth slowdown</w:t>
-      </w:r>
-    </w:p>
-    <w:p>
-      <w:pPr>
-        <w:pStyle w:val="ListParagraph"/>
-        <w:numPr>
-          <w:ilvl w:val="0"/>
-          <w:numId w:val="1"/>
-        </w:numPr>
-        <w:spacing w:after="60"/>
-      </w:pPr>
-      <w:r>
-        <w:t xml:space="preserve">Near-total customer concentration in government departments: procurement-cycle, policy and payment risk</w:t>
-      </w:r>
-    </w:p>
-    <w:p>
-      <w:pPr>
-        <w:pStyle w:val="ListParagraph"/>
-        <w:numPr>
-          <w:ilvl w:val="0"/>
-          <w:numId w:val="1"/>
-        </w:numPr>
-        <w:spacing w:after="60"/>
-      </w:pPr>
-      <w:r>
-        <w:t xml:space="preserve">Amalgamation/relisting history and a recent capital raise add complexity and dilution</w:t>
-      </w:r>
-    </w:p>
-    <w:p>
-      <w:pPr>
-        <w:pStyle w:val="ListParagraph"/>
-        <w:numPr>
-          <w:ilvl w:val="0"/>
-          <w:numId w:val="1"/>
-        </w:numPr>
-        <w:spacing w:after="60"/>
-      </w:pPr>
-      <w:r>
-        <w:t xml:space="preserve">No independent ValuePickr community scrutiny to cross-check the numbers or the moat narrative</w:t>
+        <w:t xml:space="preserve">Implied P/E ~61x already prices in continued hypergrowth (~45-50%+ EPS CAGR needed), leaving little margin for a slowdown</w:t>
+      </w:r>
+    </w:p>
+    <w:p>
+      <w:pPr>
+        <w:pStyle w:val="ListParagraph"/>
+        <w:numPr>
+          <w:ilvl w:val="0"/>
+          <w:numId w:val="1"/>
+        </w:numPr>
+        <w:spacing w:after="60"/>
+      </w:pPr>
+      <w:r>
+        <w:t xml:space="preserve">Near-total customer concentration in government departments: procurement-cycle, policy and payment risk, evidenced by elevated working capital (debtor days 146, WC days 195) and a recurring Q4-heavy/Q1-trough revenue pattern (Q1 FY27 revenue down ~53% sequentially from Q4 FY26, though still +31% YoY)</w:t>
+      </w:r>
+    </w:p>
+    <w:p>
+      <w:pPr>
+        <w:pStyle w:val="ListParagraph"/>
+        <w:numPr>
+          <w:ilvl w:val="0"/>
+          <w:numId w:val="1"/>
+        </w:numPr>
+        <w:spacing w:after="60"/>
+      </w:pPr>
+      <w:r>
+        <w:t xml:space="preserve">Corporate history is genuinely complex: the listed vehicle (legacy Autopal Industries Ltd) emerged from an NCLT-approved insolvency Resolution Plan, with the current business injected afterward — real operating history is only ~2 years (FY25-FY26)</w:t>
+      </w:r>
+    </w:p>
+    <w:p>
+      <w:pPr>
+        <w:pStyle w:val="ListParagraph"/>
+        <w:numPr>
+          <w:ilvl w:val="0"/>
+          <w:numId w:val="1"/>
+        </w:numPr>
+        <w:spacing w:after="60"/>
+      </w:pPr>
+      <w:r>
+        <w:t xml:space="preserve">Two preferential allotments five months apart (~Rs47cr total) and a promoter-holding swing (52.28%→73.74%→67.42% across Jun2024/Sep2025/Mar2026) add complexity; dilution appears to explain the swing but pledge status was not independently verified this pass</w:t>
+      </w:r>
+    </w:p>
+    <w:p>
+      <w:pPr>
+        <w:pStyle w:val="ListParagraph"/>
+        <w:numPr>
+          <w:ilvl w:val="0"/>
+          <w:numId w:val="1"/>
+        </w:numPr>
+        <w:spacing w:after="60"/>
+      </w:pPr>
+      <w:r>
+        <w:t xml:space="preserve">No independent ValuePickr community scrutiny to cross-check the numbers, the moat narrative, or the resolution-plan history</w:t>
       </w:r>
     </w:p>
     <w:p>
@@ -1036,7 +3284,7 @@
           <w:b/>
           <w:bCs/>
         </w:rPr>
-        <w:t xml:space="preserve">Microcap (~Rs 741 Cr)</w:t>
+        <w:t xml:space="preserve">Microcap (~Rs 700-770 Cr)</w:t>
       </w:r>
     </w:p>
     <w:p>
@@ -1087,7 +3335,7 @@
           <w:sz w:val="20"/>
           <w:szCs w:val="20"/>
         </w:rPr>
-        <w:t xml:space="preserve">Government-digitisation FRS SaaS niche (3bn+ verifications, 300+ depts) is a real structural moat and tailwind; microcap (~Rs741cr) base supports tam; implied P/E ~55-60x already prices continued hypergrowth — valuation no. quality_metrics assessment flagged 'concern' separately.</w:t>
+        <w:t xml:space="preserve">Government-digitisation FRS SaaS niche (3bn+ verifications, 300+ depts, now 9 states/UTs) is a real structural moat and tailwind; microcap (~Rs766cr) base plus the new 1FC fintech vertical supports tam; implied P/E ~61x still prices continued hypergrowth against only ~2 years of real post-resolution operating history — valuation stays no. Score 3.0 clears the 10x-in-2-3-years bar; quality_metrics assessment flags 'concern' separately (working capital, concentration, resolution-plan history).</w:t>
       </w:r>
     </w:p>
     <w:p>
@@ -1110,46 +3358,72 @@
           <w:sz w:val="24"/>
           <w:szCs w:val="24"/>
         </w:rPr>
-        <w:t xml:space="preserve">Genuine government-SaaS niche with hypergrowth, but a rich multiple and single-buyer concentration cap conviction</w:t>
-      </w:r>
-    </w:p>
-    <w:p>
-      <w:pPr>
-        <w:pStyle w:val="ListParagraph"/>
-        <w:numPr>
-          <w:ilvl w:val="0"/>
-          <w:numId w:val="1"/>
-        </w:numPr>
-        <w:spacing w:after="60"/>
-      </w:pPr>
-      <w:r>
-        <w:t xml:space="preserve">Growth (245%/yr off a low base) plus a defensible government-FRS niche keeps this inside the 10x-in-2-3-years frame on a fundamental basis</w:t>
-      </w:r>
-    </w:p>
-    <w:p>
-      <w:pPr>
-        <w:pStyle w:val="ListParagraph"/>
-        <w:numPr>
-          <w:ilvl w:val="0"/>
-          <w:numId w:val="1"/>
-        </w:numPr>
-        <w:spacing w:after="60"/>
-      </w:pPr>
-      <w:r>
-        <w:t xml:space="preserve">Conviction is held to Medium by a ~55-60x implied P/E, heavy government-contract concentration, and the absence of any independent community validation</w:t>
-      </w:r>
-    </w:p>
-    <w:p>
-      <w:pPr>
-        <w:pStyle w:val="ListParagraph"/>
-        <w:numPr>
-          <w:ilvl w:val="0"/>
-          <w:numId w:val="1"/>
-        </w:numPr>
-        <w:spacing w:after="60"/>
-      </w:pPr>
-      <w:r>
-        <w:t xml:space="preserve">Old 108-stock project put this Tier A (2026-08-15); under the no-ceiling open-screen thesis it still fits as a 10x candidate, but the valuation and concentration risks are unchanged and unconfirmed</w:t>
+        <w:t xml:space="preserve">Growth and ROCE genuinely improved and a real new fintech-diversification commitment landed, but a rich multiple, a post-NCLT-resolution corporate history and rapid dilutive capital raises keep conviction at Medium</w:t>
+      </w:r>
+    </w:p>
+    <w:p>
+      <w:pPr>
+        <w:pStyle w:val="ListParagraph"/>
+        <w:numPr>
+          <w:ilvl w:val="0"/>
+          <w:numId w:val="1"/>
+        </w:numPr>
+        <w:spacing w:after="60"/>
+      </w:pPr>
+      <w:r>
+        <w:t xml:space="preserve">four_box score is 3.0 (tailwind=yes, tam=yes, moat=yes on the government-FRS-SaaS niche; valuation=no at ~61x against a still-thin 2-year operating history) — clears the ≥3.0 bar, so 10x-in-2-3-years is permitted per the quickref decision table; conviction is set separately</w:t>
+      </w:r>
+    </w:p>
+    <w:p>
+      <w:pPr>
+        <w:pStyle w:val="ListParagraph"/>
+        <w:numPr>
+          <w:ilvl w:val="0"/>
+          <w:numId w:val="1"/>
+        </w:numPr>
+        <w:spacing w:after="60"/>
+      </w:pPr>
+      <w:r>
+        <w:t xml:space="preserve">New facts this pass are a genuine mix: ROCE improved to ~20.2% (from ~12.2%) and OPM to 40% (from 32%), and the Aug 2026 1FC Technology agreement is a real, evidenced diversification beyond government customers — but the company's real operating history is only ~2 years (it emerged from an NCLT-approved insolvency Resolution Plan; FY24 revenue was effectively nil) and it has raised ~Rs47cr via two preferential allotments five months apart, with promoter holding swinging 52.28%→73.74%→67.42% over that period</w:t>
+      </w:r>
+    </w:p>
+    <w:p>
+      <w:pPr>
+        <w:pStyle w:val="ListParagraph"/>
+        <w:numPr>
+          <w:ilvl w:val="0"/>
+          <w:numId w:val="1"/>
+        </w:numPr>
+        <w:spacing w:after="60"/>
+      </w:pPr>
+      <w:r>
+        <w:t xml:space="preserve">No red flag: none of the enumerated hard triggers (negative net worth, going concern, SEBI/fraud order, auditor resignation, promoter-holding collapse) are confirmed — the promoter-holding swing looks dilution-driven, not a collapse — so red_flag_tier stays none, but the resolution-plan history and rapid capital raises are flagged prominently as context a future pass should keep tracking</w:t>
+      </w:r>
+    </w:p>
+    <w:p>
+      <w:pPr>
+        <w:pStyle w:val="ListParagraph"/>
+        <w:numPr>
+          <w:ilvl w:val="0"/>
+          <w:numId w:val="1"/>
+        </w:numPr>
+        <w:spacing w:after="60"/>
+      </w:pPr>
+      <w:r>
+        <w:t xml:space="preserve">Conviction held at Medium: the fundamental improvement (ROCE, margin, real new-vertical diversification) is real, but a ~61x multiple, elevated working capital (146/195 days), near-total government concentration, and the thin 2-year post-resolution operating history all argue against upgrading further without independent (ValuePickr-level) scrutiny</w:t>
+      </w:r>
+    </w:p>
+    <w:p>
+      <w:pPr>
+        <w:pStyle w:val="ListParagraph"/>
+        <w:numPr>
+          <w:ilvl w:val="0"/>
+          <w:numId w:val="1"/>
+        </w:numPr>
+        <w:spacing w:after="60"/>
+      </w:pPr>
+      <w:r>
+        <w:t xml:space="preserve">Old 108-stock project rated this Tier A; this pass confirms the growth/margin numbers are real but adds the NCLT-resolution corporate history and capital-raise pattern as material context the Tier A rating did not have — thesis-fit unchanged at 10x-in-2-3-years, conviction unchanged at Medium</w:t>
       </w:r>
     </w:p>
     <w:p>

--- a/projects/valuepickr-open-screen/docs/RNIT AI Solutions Ltd.docx
+++ b/projects/valuepickr-open-screen/docs/RNIT AI Solutions Ltd.docx
@@ -3442,6 +3442,187 @@
           <w:szCs w:val="18"/>
         </w:rPr>
         <w:t xml:space="preserve">This is independent research and analysis for informational purposes only, not personalized financial or investment advice. Past multi-bagger performance and forum/social sentiment are not indicators of future returns. Do your own due diligence before investing.</w:t>
+      </w:r>
+    </w:p>
+    <w:p/>
+    <w:p>
+      <w:r>
+        <w:rPr>
+          <w:b/>
+          <w:sz w:val="28"/>
+        </w:rPr>
+        <w:t>🔄 RESEARCH UPDATE - 2026-10-05</w:t>
+      </w:r>
+    </w:p>
+    <w:p>
+      <w:r>
+        <w:rPr>
+          <w:b/>
+        </w:rPr>
+        <w:t>📊 Key Metrics:</w:t>
+      </w:r>
+    </w:p>
+    <w:p>
+      <w:pPr>
+        <w:ind w:left="360"/>
+      </w:pPr>
+      <w:r>
+        <w:t xml:space="preserve">  • Company: RNIT AI Solutions Ltd</w:t>
+      </w:r>
+    </w:p>
+    <w:p>
+      <w:pPr>
+        <w:ind w:left="360"/>
+      </w:pPr>
+      <w:r>
+        <w:t xml:space="preserve">  • Conviction: Medium</w:t>
+      </w:r>
+    </w:p>
+    <w:p>
+      <w:pPr>
+        <w:ind w:left="360"/>
+      </w:pPr>
+      <w:r>
+        <w:t xml:space="preserve">  • Thesis: 10x-in-2-3-years</w:t>
+      </w:r>
+    </w:p>
+    <w:p>
+      <w:pPr>
+        <w:ind w:left="360"/>
+      </w:pPr>
+      <w:r>
+        <w:t xml:space="preserve">  • 4-Box Score: 3.0</w:t>
+      </w:r>
+    </w:p>
+    <w:p>
+      <w:pPr>
+        <w:ind w:left="360"/>
+      </w:pPr>
+      <w:r>
+        <w:t xml:space="preserve">  • Research Date: 2026-09-18</w:t>
+      </w:r>
+    </w:p>
+    <w:p>
+      <w:pPr>
+        <w:ind w:left="360"/>
+      </w:pPr>
+      <w:r>
+        <w:t xml:space="preserve">  • Red Flag: None</w:t>
+      </w:r>
+    </w:p>
+    <w:p/>
+    <w:p>
+      <w:r>
+        <w:rPr>
+          <w:b/>
+        </w:rPr>
+        <w:t>📝 Verdict:</w:t>
+      </w:r>
+    </w:p>
+    <w:p>
+      <w:pPr>
+        <w:ind w:left="360"/>
+      </w:pPr>
+      <w:r>
+        <w:t>Growth and ROCE genuinely improved and a real new fintech-diversification commitment landed, but a rich multiple, a post-NCLT-resolution corporate history and rapid dilutive capital raises keep conviction at Medium</w:t>
+      </w:r>
+    </w:p>
+    <w:p/>
+    <w:p>
+      <w:r>
+        <w:rPr>
+          <w:b/>
+        </w:rPr>
+        <w:t>📈 Bull Case:</w:t>
+      </w:r>
+    </w:p>
+    <w:p>
+      <w:pPr>
+        <w:ind w:left="360"/>
+      </w:pPr>
+      <w:r>
+        <w:t>Genuine, differentiated niche: largest government-sector FRS SaaS player in India with real scale (3bn+ verifications, 300+ departments, now 9 states/UTs)</w:t>
+      </w:r>
+    </w:p>
+    <w:p>
+      <w:pPr>
+        <w:ind w:left="360"/>
+      </w:pPr>
+      <w:r>
+        <w:t>Real, improving fundamentals: ROCE rose to ~20.2% (from ~12.2%), OPM structurally expanded 32%→40% (FY25→FY26), revenue/PAT growth (+62%/+67% FY26) is broad-based, not a one-off</w:t>
+      </w:r>
+    </w:p>
+    <w:p>
+      <w:pPr>
+        <w:ind w:left="360"/>
+      </w:pPr>
+      <w:r>
+        <w:t>New diversification: Aug 2026 Master Development Agreement with 1FC Technology is a first, evidenced step into FinTech/WealthTech/InsurTech — a partial mitigant to government-customer concentration</w:t>
+      </w:r>
+    </w:p>
+    <w:p>
+      <w:pPr>
+        <w:ind w:left="360"/>
+      </w:pPr>
+      <w:r>
+        <w:t>Low leverage on a corrected reading of the balance sheet (~0.13x Debt/Equity, not the ~5.0x previously carried)</w:t>
+      </w:r>
+    </w:p>
+    <w:p>
+      <w:pPr>
+        <w:ind w:left="360"/>
+      </w:pPr>
+      <w:r>
+        <w:t>Microcap (~Rs 766 Cr) leaves real headroom if the government-digitisation tailwind and the new fintech vertical both continue</w:t>
+      </w:r>
+    </w:p>
+    <w:p/>
+    <w:p>
+      <w:r>
+        <w:rPr>
+          <w:b/>
+        </w:rPr>
+        <w:t>📉 Bear Case:</w:t>
+      </w:r>
+    </w:p>
+    <w:p>
+      <w:pPr>
+        <w:ind w:left="360"/>
+      </w:pPr>
+      <w:r>
+        <w:t>Implied P/E ~61x already prices in continued hypergrowth (~45-50%+ EPS CAGR needed), leaving little margin for a slowdown</w:t>
+      </w:r>
+    </w:p>
+    <w:p>
+      <w:pPr>
+        <w:ind w:left="360"/>
+      </w:pPr>
+      <w:r>
+        <w:t>Near-total customer concentration in government departments: procurement-cycle, policy and payment risk, evidenced by elevated working capital (debtor days 146, WC days 195) and a recurring Q4-heavy/Q1-trough revenue pattern (Q1 FY27 revenue down ~53% sequentially from Q4 FY26, though still +31% YoY)</w:t>
+      </w:r>
+    </w:p>
+    <w:p>
+      <w:pPr>
+        <w:ind w:left="360"/>
+      </w:pPr>
+      <w:r>
+        <w:t>Corporate history is genuinely complex: the listed vehicle (legacy Autopal Industries Ltd) emerged from an NCLT-approved insolvency Resolution Plan, with the current business injected afterward — real operating history is only ~2 years (FY25-FY26)</w:t>
+      </w:r>
+    </w:p>
+    <w:p>
+      <w:pPr>
+        <w:ind w:left="360"/>
+      </w:pPr>
+      <w:r>
+        <w:t>Two preferential allotments five months apart (~Rs47cr total) and a promoter-holding swing (52.28%→73.74%→67.42% across Jun2024/Sep2025/Mar2026) add complexity; dilution appears to explain the swing but pledge status was not independently verified this pass</w:t>
+      </w:r>
+    </w:p>
+    <w:p>
+      <w:pPr>
+        <w:ind w:left="360"/>
+      </w:pPr>
+      <w:r>
+        <w:t>No independent ValuePickr community scrutiny to cross-check the numbers, the moat narrative, or the resolution-plan history</w:t>
       </w:r>
     </w:p>
     <w:sectPr>
